--- a/spa/docx/45.content.docx
+++ b/spa/docx/45.content.docx
@@ -295,6 +295,21 @@
           <w:b/>
           <w:lang w:val="es_ES" w:bidi="es_ES"/>
         </w:rPr>
+        <w:t>ζωὴ καὶ εἰρήνη</w:t>
+      </w:r>
+    </w:p>
+    <w:p>
+      <w:pPr/>
+      <w:r>
+        <w:rPr>
+          <w:lang w:val="es_ES" w:bidi="es_ES"/>
+        </w:rPr>
+      </w:r>
+      <w:r>
+        <w:rPr>
+          <w:b/>
+          <w:lang w:val="es_ES" w:bidi="es_ES"/>
+        </w:rPr>
         <w:t>"{es} vida y paz"</w:t>
       </w:r>
     </w:p>
@@ -404,6 +419,21 @@
           <w:b/>
           <w:lang w:val="es_ES" w:bidi="es_ES"/>
         </w:rPr>
+        <w:t>τῷ &amp; νόμῳ τοῦ Θεοῦ οὐχ ὑποτάσσεται</w:t>
+      </w:r>
+    </w:p>
+    <w:p>
+      <w:pPr/>
+      <w:r>
+        <w:rPr>
+          <w:lang w:val="es_ES" w:bidi="es_ES"/>
+        </w:rPr>
+      </w:r>
+      <w:r>
+        <w:rPr>
+          <w:b/>
+          <w:lang w:val="es_ES" w:bidi="es_ES"/>
+        </w:rPr>
         <w:t>"no se sujeta a la ley de Dios"</w:t>
       </w:r>
     </w:p>
@@ -513,6 +543,21 @@
           <w:b/>
           <w:lang w:val="es_ES" w:bidi="es_ES"/>
         </w:rPr>
+        <w:t>Ἀββά, ὁ Πατήρ</w:t>
+      </w:r>
+    </w:p>
+    <w:p>
+      <w:pPr/>
+      <w:r>
+        <w:rPr>
+          <w:lang w:val="es_ES" w:bidi="es_ES"/>
+        </w:rPr>
+      </w:r>
+      <w:r>
+        <w:rPr>
+          <w:b/>
+          <w:lang w:val="es_ES" w:bidi="es_ES"/>
+        </w:rPr>
         <w:t>"Abba, Padre"</w:t>
       </w:r>
     </w:p>
@@ -588,6 +633,21 @@
         <w:rPr>
           <w:lang w:val="es_ES" w:bidi="es_ES"/>
         </w:rPr>
+      </w:r>
+    </w:p>
+    <w:p>
+      <w:pPr/>
+      <w:r>
+        <w:rPr>
+          <w:lang w:val="es_ES" w:bidi="es_ES"/>
+        </w:rPr>
+      </w:r>
+      <w:r>
+        <w:rPr>
+          <w:b/>
+          <w:lang w:val="es_ES" w:bidi="es_ES"/>
+        </w:rPr>
+        <w:t>ἀλλ’</w:t>
       </w:r>
     </w:p>
     <w:p>
@@ -722,6 +782,21 @@
           <w:b/>
           <w:lang w:val="es_ES" w:bidi="es_ES"/>
         </w:rPr>
+        <w:t>ὡς καὶ ἐν τῷ Ὡσηὲ λέγει</w:t>
+      </w:r>
+    </w:p>
+    <w:p>
+      <w:pPr/>
+      <w:r>
+        <w:rPr>
+          <w:lang w:val="es_ES" w:bidi="es_ES"/>
+        </w:rPr>
+      </w:r>
+      <w:r>
+        <w:rPr>
+          <w:b/>
+          <w:lang w:val="es_ES" w:bidi="es_ES"/>
+        </w:rPr>
         <w:t>"Como dice también en Oseas"</w:t>
       </w:r>
     </w:p>
@@ -841,6 +916,21 @@
           <w:b/>
           <w:lang w:val="es_ES" w:bidi="es_ES"/>
         </w:rPr>
+        <w:t>τί λέγει αὐτῷ ὁ χρηματισμός</w:t>
+      </w:r>
+    </w:p>
+    <w:p>
+      <w:pPr/>
+      <w:r>
+        <w:rPr>
+          <w:lang w:val="es_ES" w:bidi="es_ES"/>
+        </w:rPr>
+      </w:r>
+      <w:r>
+        <w:rPr>
+          <w:b/>
+          <w:lang w:val="es_ES" w:bidi="es_ES"/>
+        </w:rPr>
         <w:t>"¿qué le dice la respuesta divina?"</w:t>
       </w:r>
     </w:p>
@@ -942,6 +1032,21 @@
           <w:b/>
           <w:lang w:val="es_ES" w:bidi="es_ES"/>
         </w:rPr>
+        <w:t>εἰ</w:t>
+      </w:r>
+    </w:p>
+    <w:p>
+      <w:pPr/>
+      <w:r>
+        <w:rPr>
+          <w:lang w:val="es_ES" w:bidi="es_ES"/>
+        </w:rPr>
+      </w:r>
+      <w:r>
+        <w:rPr>
+          <w:b/>
+          <w:lang w:val="es_ES" w:bidi="es_ES"/>
+        </w:rPr>
         <w:t>"si"</w:t>
       </w:r>
     </w:p>
@@ -1011,6 +1116,21 @@
         <w:rPr>
           <w:lang w:val="es_ES" w:bidi="es_ES"/>
         </w:rPr>
+      </w:r>
+    </w:p>
+    <w:p>
+      <w:pPr/>
+      <w:r>
+        <w:rPr>
+          <w:lang w:val="es_ES" w:bidi="es_ES"/>
+        </w:rPr>
+      </w:r>
+      <w:r>
+        <w:rPr>
+          <w:b/>
+          <w:lang w:val="es_ES" w:bidi="es_ES"/>
+        </w:rPr>
+        <w:t>καθὼς γέγραπται</w:t>
       </w:r>
     </w:p>
     <w:p>
@@ -1144,6 +1264,21 @@
           <w:b/>
           <w:lang w:val="es_ES" w:bidi="es_ES"/>
         </w:rPr>
+        <w:t>εἰ</w:t>
+      </w:r>
+    </w:p>
+    <w:p>
+      <w:pPr/>
+      <w:r>
+        <w:rPr>
+          <w:lang w:val="es_ES" w:bidi="es_ES"/>
+        </w:rPr>
+      </w:r>
+      <w:r>
+        <w:rPr>
+          <w:b/>
+          <w:lang w:val="es_ES" w:bidi="es_ES"/>
+        </w:rPr>
         <w:t>"si"</w:t>
       </w:r>
     </w:p>
@@ -1213,6 +1348,21 @@
         <w:rPr>
           <w:lang w:val="es_ES" w:bidi="es_ES"/>
         </w:rPr>
+      </w:r>
+    </w:p>
+    <w:p>
+      <w:pPr/>
+      <w:r>
+        <w:rPr>
+          <w:lang w:val="es_ES" w:bidi="es_ES"/>
+        </w:rPr>
+      </w:r>
+      <w:r>
+        <w:rPr>
+          <w:b/>
+          <w:lang w:val="es_ES" w:bidi="es_ES"/>
+        </w:rPr>
+        <w:t>ὑμᾶς &amp; μὴ ἦτε παρ’ ἑαυτοῖς φρόνιμοι</w:t>
       </w:r>
     </w:p>
     <w:p>
@@ -1353,6 +1503,21 @@
         <w:rPr>
           <w:lang w:val="es_ES" w:bidi="es_ES"/>
         </w:rPr>
+      </w:r>
+    </w:p>
+    <w:p>
+      <w:pPr/>
+      <w:r>
+        <w:rPr>
+          <w:lang w:val="es_ES" w:bidi="es_ES"/>
+        </w:rPr>
+      </w:r>
+      <w:r>
+        <w:rPr>
+          <w:b/>
+          <w:lang w:val="es_ES" w:bidi="es_ES"/>
+        </w:rPr>
+        <w:t>γέγραπται</w:t>
       </w:r>
     </w:p>
     <w:p>

--- a/spa/docx/45.content.docx
+++ b/spa/docx/45.content.docx
@@ -28,22 +28,6 @@
       </w:r>
     </w:p>
     <w:p>
-      <w:pPr>
-        <w:pStyle w:val="Heading2"/>
-      </w:pPr>
-      <w:r>
-        <w:rPr>
-          <w:lang w:val="es_ES" w:bidi="es_ES"/>
-        </w:rPr>
-        <w:t>License Information</w:t>
-      </w:r>
-      <w:r>
-        <w:rPr>
-          <w:lang w:val="es_ES" w:bidi="es_ES"/>
-        </w:rPr>
-      </w:r>
-    </w:p>
-    <w:p>
       <w:pPr/>
       <w:r>
         <w:rPr>
@@ -55,86 +39,37 @@
           <w:b/>
           <w:lang w:val="es_ES" w:bidi="es_ES"/>
         </w:rPr>
-        <w:t>Notas de Traducción (unfoldingWord)</w:t>
-      </w:r>
-      <w:r>
-        <w:rPr>
-          <w:lang w:val="es_ES" w:bidi="es_ES"/>
-        </w:rPr>
-        <w:t xml:space="preserve"> (Spanish) is based on</w:t>
-      </w:r>
-      <w:r>
-        <w:rPr>
-          <w:lang w:val="es_ES" w:bidi="es_ES"/>
-        </w:rPr>
-        <w:t xml:space="preserve">: </w:t>
-      </w:r>
-      <w:r>
-        <w:rPr>
-          <w:lang w:val="es_ES" w:bidi="es_ES"/>
-        </w:rPr>
         <w:t>unfoldingWord® Translation Notes</w:t>
       </w:r>
       <w:r>
         <w:rPr>
           <w:lang w:val="es_ES" w:bidi="es_ES"/>
         </w:rPr>
-        <w:t xml:space="preserve">, </w:t>
-      </w:r>
-      <w:hyperlink r:id="rId13">
-        <w:r>
-          <w:rPr>
-            <w:lang w:val="es_ES" w:bidi="es_ES"/>
-          </w:rPr>
-          <w:rPr>
-            <w:color w:val="0000EE"/>
-            <w:u w:val="single"/>
-          </w:rPr>
-          <w:t>unfoldingWord</w:t>
-        </w:r>
-      </w:hyperlink>
-      <w:r>
-        <w:rPr>
-          <w:lang w:val="es_ES" w:bidi="es_ES"/>
-        </w:rPr>
-        <w:t xml:space="preserve">, 2022, which is licensed under a </w:t>
-      </w:r>
-      <w:hyperlink r:id="rId14">
-        <w:r>
-          <w:rPr>
-            <w:lang w:val="es_ES" w:bidi="es_ES"/>
-          </w:rPr>
-          <w:rPr>
-            <w:color w:val="0000EE"/>
-            <w:u w:val="single"/>
-          </w:rPr>
-          <w:t>CC BY-SA 4.0 license</w:t>
-        </w:r>
-      </w:hyperlink>
-      <w:r>
-        <w:rPr>
-          <w:lang w:val="es_ES" w:bidi="es_ES"/>
-        </w:rPr>
-        <w:t>.</w:t>
-      </w:r>
-      <w:r>
-        <w:rPr>
-          <w:lang w:val="es_ES" w:bidi="es_ES"/>
-        </w:rPr>
-      </w:r>
-    </w:p>
-    <w:p>
-      <w:pPr/>
-      <w:r>
-        <w:rPr>
-          <w:lang w:val="es_ES" w:bidi="es_ES"/>
-        </w:rPr>
-      </w:r>
-      <w:r>
-        <w:rPr>
-          <w:lang w:val="es_ES" w:bidi="es_ES"/>
-        </w:rPr>
-        <w:t>This PDF version is provided under the same license.</w:t>
+        <w:t xml:space="preserve"> © 2022 unfoldingWord. Released under CC BY-SA 4.0 license. </w:t>
+      </w:r>
+      <w:r>
+        <w:rPr>
+          <w:lang w:val="es_ES" w:bidi="es_ES"/>
+        </w:rPr>
+        <w:t>unfoldingWord® Translation Notes</w:t>
+      </w:r>
+      <w:r>
+        <w:rPr>
+          <w:lang w:val="es_ES" w:bidi="es_ES"/>
+        </w:rPr>
+        <w:t xml:space="preserve"> has been adapted in the following languages: Tok Pisin, Arabic (عربي), French (Français), Hindi (हिंदी), Indonesian (Bahasa Indonesia), Portuguese (Português), Russian (Русский), Spanish (Español), Swahili (Kiswahili), and Simplified Chinese (简体中文) from </w:t>
+      </w:r>
+      <w:r>
+        <w:rPr>
+          <w:lang w:val="es_ES" w:bidi="es_ES"/>
+        </w:rPr>
+        <w:t>unfoldingWord® Translation Notes</w:t>
+      </w:r>
+      <w:r>
+        <w:rPr>
+          <w:lang w:val="es_ES" w:bidi="es_ES"/>
+        </w:rPr>
+        <w:t xml:space="preserve"> © 2022 unfoldingWord. Released under CC BY-SA 4.0 license by Mission Mutual</w:t>
       </w:r>
       <w:r>
         <w:rPr>
@@ -295,7 +230,7 @@
           <w:b/>
           <w:lang w:val="es_ES" w:bidi="es_ES"/>
         </w:rPr>
-        <w:t>ζωὴ καὶ εἰρήνη</w:t>
+        <w:t>"{es} vida y paz"</w:t>
       </w:r>
     </w:p>
     <w:p>
@@ -307,10 +242,35 @@
       </w:r>
       <w:r>
         <w:rPr>
+          <w:lang w:val="es_ES" w:bidi="es_ES"/>
+        </w:rPr>
+        <w:t xml:space="preserve">Aquí, </w:t>
+      </w:r>
+      <w:r>
+        <w:rPr>
           <w:b/>
           <w:lang w:val="es_ES" w:bidi="es_ES"/>
         </w:rPr>
-        <w:t>"{es} vida y paz"</w:t>
+        <w:t>es</w:t>
+      </w:r>
+      <w:r>
+        <w:rPr>
+          <w:lang w:val="es_ES" w:bidi="es_ES"/>
+        </w:rPr>
+        <w:t xml:space="preserve"> indica que lo que sigue es el resultado de </w:t>
+      </w:r>
+      <w:r>
+        <w:rPr>
+          <w:b/>
+          <w:lang w:val="es_ES" w:bidi="es_ES"/>
+        </w:rPr>
+        <w:t>la mentalidad de la carne</w:t>
+      </w:r>
+      <w:r>
+        <w:rPr>
+          <w:lang w:val="es_ES" w:bidi="es_ES"/>
+        </w:rPr>
+        <w:t>. Usa una forma natural en tu idioma para indicar resultado. Traducción alternativa: “resulta en vida y paz”</w:t>
       </w:r>
     </w:p>
     <w:p>
@@ -324,33 +284,102 @@
         <w:rPr>
           <w:lang w:val="es_ES" w:bidi="es_ES"/>
         </w:rPr>
-        <w:t xml:space="preserve">Aquí, </w:t>
+        <w:t xml:space="preserve">Ver: </w:t>
+      </w:r>
+      <w:r>
+        <w:rPr>
+          <w:lang w:val="es_ES" w:bidi="es_ES"/>
+        </w:rPr>
+        <w:t>Conectar — Relación de Causa y Efecto</w:t>
+      </w:r>
+      <w:r>
+        <w:rPr>
+          <w:lang w:val="es_ES" w:bidi="es_ES"/>
+        </w:rPr>
+      </w:r>
+      <w:r>
+        <w:rPr>
+          <w:lang w:val="es_ES" w:bidi="es_ES"/>
+        </w:rPr>
+      </w:r>
+    </w:p>
+    <w:p>
+      <w:pPr/>
+      <w:r>
+        <w:rPr>
+          <w:lang w:val="es_ES" w:bidi="es_ES"/>
+        </w:rPr>
+      </w:r>
+    </w:p>
+    <w:p>
+      <w:pPr>
+        <w:pStyle w:val="Heading2"/>
+      </w:pPr>
+      <w:r>
+        <w:rPr>
+          <w:lang w:val="es_ES" w:bidi="es_ES"/>
+        </w:rPr>
+        <w:t>Romanos 8:7 (#7)</w:t>
+      </w:r>
+      <w:r>
+        <w:rPr>
+          <w:lang w:val="es_ES" w:bidi="es_ES"/>
+        </w:rPr>
+      </w:r>
+    </w:p>
+    <w:p>
+      <w:pPr/>
+      <w:r>
+        <w:rPr>
+          <w:lang w:val="es_ES" w:bidi="es_ES"/>
+        </w:rPr>
       </w:r>
       <w:r>
         <w:rPr>
           <w:b/>
           <w:lang w:val="es_ES" w:bidi="es_ES"/>
         </w:rPr>
-        <w:t>es</w:t>
-      </w:r>
-      <w:r>
-        <w:rPr>
-          <w:lang w:val="es_ES" w:bidi="es_ES"/>
-        </w:rPr>
-        <w:t xml:space="preserve"> indica que lo que sigue es el resultado de </w:t>
+        <w:t>"no se sujeta a la ley de Dios"</w:t>
+      </w:r>
+    </w:p>
+    <w:p>
+      <w:pPr/>
+      <w:r>
+        <w:rPr>
+          <w:lang w:val="es_ES" w:bidi="es_ES"/>
+        </w:rPr>
+      </w:r>
+      <w:r>
+        <w:rPr>
+          <w:lang w:val="es_ES" w:bidi="es_ES"/>
+        </w:rPr>
+        <w:t xml:space="preserve">Aquí Pablo habla de </w:t>
       </w:r>
       <w:r>
         <w:rPr>
           <w:b/>
           <w:lang w:val="es_ES" w:bidi="es_ES"/>
         </w:rPr>
-        <w:t>la mentalidad de la carne</w:t>
-      </w:r>
-      <w:r>
-        <w:rPr>
-          <w:lang w:val="es_ES" w:bidi="es_ES"/>
-        </w:rPr>
-        <w:t>. Usa una forma natural en tu idioma para indicar resultado. Traducción alternativa: “resulta en vida y paz”</w:t>
+        <w:t>la ley de Dios</w:t>
+      </w:r>
+      <w:r>
+        <w:rPr>
+          <w:lang w:val="es_ES" w:bidi="es_ES"/>
+        </w:rPr>
+        <w:t xml:space="preserve"> como si fuera un rey o maestro a quien alguien pudiera </w:t>
+      </w:r>
+      <w:r>
+        <w:rPr>
+          <w:b/>
+          <w:lang w:val="es_ES" w:bidi="es_ES"/>
+        </w:rPr>
+        <w:t>someterse</w:t>
+      </w:r>
+      <w:r>
+        <w:rPr>
+          <w:lang w:val="es_ES" w:bidi="es_ES"/>
+        </w:rPr>
+        <w:t>. Pablo se refiere a alguien que no obedece las leyes de Dios. Si fuera útil en tu idioma, podrías expresar el significado de manera sencilla. Traducción alternativa: “no obedece la ley de Dios”</w:t>
       </w:r>
     </w:p>
     <w:p>
@@ -370,7 +399,7 @@
         <w:rPr>
           <w:lang w:val="es_ES" w:bidi="es_ES"/>
         </w:rPr>
-        <w:t>Conectar — Relación de Causa y Efecto</w:t>
+        <w:t>Personificación</w:t>
       </w:r>
       <w:r>
         <w:rPr>
@@ -399,7 +428,7 @@
         <w:rPr>
           <w:lang w:val="es_ES" w:bidi="es_ES"/>
         </w:rPr>
-        <w:t>Romanos 8:7 (#7)</w:t>
+        <w:t>Romanos 8:15 (#9)</w:t>
       </w:r>
       <w:r>
         <w:rPr>
@@ -419,7 +448,7 @@
           <w:b/>
           <w:lang w:val="es_ES" w:bidi="es_ES"/>
         </w:rPr>
-        <w:t>τῷ &amp; νόμῳ τοῦ Θεοῦ οὐχ ὑποτάσσεται</w:t>
+        <w:t>"Abba, Padre"</w:t>
       </w:r>
     </w:p>
     <w:p>
@@ -431,10 +460,45 @@
       </w:r>
       <w:r>
         <w:rPr>
+          <w:lang w:val="es_ES" w:bidi="es_ES"/>
+        </w:rPr>
+        <w:t xml:space="preserve">Aquí Pablo escribe los sonidos de esta palabra aramea judía </w:t>
+      </w:r>
+      <w:r>
+        <w:rPr>
           <w:b/>
           <w:lang w:val="es_ES" w:bidi="es_ES"/>
         </w:rPr>
-        <w:t>"no se sujeta a la ley de Dios"</w:t>
+        <w:t>Abba</w:t>
+      </w:r>
+      <w:r>
+        <w:rPr>
+          <w:lang w:val="es_ES" w:bidi="es_ES"/>
+        </w:rPr>
+        <w:t xml:space="preserve"> con letras griegas, que significa </w:t>
+      </w:r>
+      <w:r>
+        <w:rPr>
+          <w:b/>
+          <w:lang w:val="es_ES" w:bidi="es_ES"/>
+        </w:rPr>
+        <w:t>Padre</w:t>
+      </w:r>
+      <w:r>
+        <w:rPr>
+          <w:lang w:val="es_ES" w:bidi="es_ES"/>
+        </w:rPr>
+        <w:t>. Dado que Juan traduce el significado a continuación en el versículo, debes escribir esta palabra usando los sonidos más similares en tu idioma.</w:t>
+      </w:r>
+      <w:r>
+        <w:rPr>
+          <w:lang w:val="es_ES" w:bidi="es_ES"/>
+        </w:rPr>
+      </w:r>
+      <w:r>
+        <w:rPr>
+          <w:lang w:val="es_ES" w:bidi="es_ES"/>
+        </w:rPr>
       </w:r>
     </w:p>
     <w:p>
@@ -444,239 +508,50 @@
           <w:lang w:val="es_ES" w:bidi="es_ES"/>
         </w:rPr>
       </w:r>
-      <w:r>
-        <w:rPr>
-          <w:lang w:val="es_ES" w:bidi="es_ES"/>
-        </w:rPr>
-        <w:t xml:space="preserve">Aquí Pablo habla de </w:t>
+    </w:p>
+    <w:p>
+      <w:pPr>
+        <w:pStyle w:val="Heading2"/>
+      </w:pPr>
+      <w:r>
+        <w:rPr>
+          <w:lang w:val="es_ES" w:bidi="es_ES"/>
+        </w:rPr>
+        <w:t>Romanos 9:7 (#5)</w:t>
+      </w:r>
+      <w:r>
+        <w:rPr>
+          <w:lang w:val="es_ES" w:bidi="es_ES"/>
+        </w:rPr>
+      </w:r>
+    </w:p>
+    <w:p>
+      <w:pPr/>
+      <w:r>
+        <w:rPr>
+          <w:lang w:val="es_ES" w:bidi="es_ES"/>
+        </w:rPr>
       </w:r>
       <w:r>
         <w:rPr>
           <w:b/>
           <w:lang w:val="es_ES" w:bidi="es_ES"/>
         </w:rPr>
-        <w:t>la ley de Dios</w:t>
-      </w:r>
-      <w:r>
-        <w:rPr>
-          <w:lang w:val="es_ES" w:bidi="es_ES"/>
-        </w:rPr>
-        <w:t xml:space="preserve"> como si fuera un rey o maestro a quien alguien pudiera </w:t>
+        <w:t>"Pero"</w:t>
+      </w:r>
+    </w:p>
+    <w:p>
+      <w:pPr/>
+      <w:r>
+        <w:rPr>
+          <w:lang w:val="es_ES" w:bidi="es_ES"/>
+        </w:rPr>
       </w:r>
       <w:r>
         <w:rPr>
           <w:b/>
           <w:lang w:val="es_ES" w:bidi="es_ES"/>
         </w:rPr>
-        <w:t>someterse</w:t>
-      </w:r>
-      <w:r>
-        <w:rPr>
-          <w:lang w:val="es_ES" w:bidi="es_ES"/>
-        </w:rPr>
-        <w:t>. Pablo se refiere a alguien que no obedece las leyes de Dios. Si fuera útil en tu idioma, podrías expresar el significado de manera sencilla. Traducción alternativa: “no obedece la ley de Dios”</w:t>
-      </w:r>
-    </w:p>
-    <w:p>
-      <w:pPr/>
-      <w:r>
-        <w:rPr>
-          <w:lang w:val="es_ES" w:bidi="es_ES"/>
-        </w:rPr>
-      </w:r>
-      <w:r>
-        <w:rPr>
-          <w:lang w:val="es_ES" w:bidi="es_ES"/>
-        </w:rPr>
-        <w:t xml:space="preserve">Ver: </w:t>
-      </w:r>
-      <w:r>
-        <w:rPr>
-          <w:lang w:val="es_ES" w:bidi="es_ES"/>
-        </w:rPr>
-        <w:t>Personificación</w:t>
-      </w:r>
-      <w:r>
-        <w:rPr>
-          <w:lang w:val="es_ES" w:bidi="es_ES"/>
-        </w:rPr>
-      </w:r>
-      <w:r>
-        <w:rPr>
-          <w:lang w:val="es_ES" w:bidi="es_ES"/>
-        </w:rPr>
-      </w:r>
-    </w:p>
-    <w:p>
-      <w:pPr/>
-      <w:r>
-        <w:rPr>
-          <w:lang w:val="es_ES" w:bidi="es_ES"/>
-        </w:rPr>
-      </w:r>
-    </w:p>
-    <w:p>
-      <w:pPr>
-        <w:pStyle w:val="Heading2"/>
-      </w:pPr>
-      <w:r>
-        <w:rPr>
-          <w:lang w:val="es_ES" w:bidi="es_ES"/>
-        </w:rPr>
-        <w:t>Romanos 8:15 (#9)</w:t>
-      </w:r>
-      <w:r>
-        <w:rPr>
-          <w:lang w:val="es_ES" w:bidi="es_ES"/>
-        </w:rPr>
-      </w:r>
-    </w:p>
-    <w:p>
-      <w:pPr/>
-      <w:r>
-        <w:rPr>
-          <w:lang w:val="es_ES" w:bidi="es_ES"/>
-        </w:rPr>
-      </w:r>
-      <w:r>
-        <w:rPr>
-          <w:b/>
-          <w:lang w:val="es_ES" w:bidi="es_ES"/>
-        </w:rPr>
-        <w:t>Ἀββά, ὁ Πατήρ</w:t>
-      </w:r>
-    </w:p>
-    <w:p>
-      <w:pPr/>
-      <w:r>
-        <w:rPr>
-          <w:lang w:val="es_ES" w:bidi="es_ES"/>
-        </w:rPr>
-      </w:r>
-      <w:r>
-        <w:rPr>
-          <w:b/>
-          <w:lang w:val="es_ES" w:bidi="es_ES"/>
-        </w:rPr>
-        <w:t>"Abba, Padre"</w:t>
-      </w:r>
-    </w:p>
-    <w:p>
-      <w:pPr/>
-      <w:r>
-        <w:rPr>
-          <w:lang w:val="es_ES" w:bidi="es_ES"/>
-        </w:rPr>
-      </w:r>
-      <w:r>
-        <w:rPr>
-          <w:lang w:val="es_ES" w:bidi="es_ES"/>
-        </w:rPr>
-        <w:t xml:space="preserve">Aquí Pablo escribe los sonidos de esta palabra aramea judía </w:t>
-      </w:r>
-      <w:r>
-        <w:rPr>
-          <w:b/>
-          <w:lang w:val="es_ES" w:bidi="es_ES"/>
-        </w:rPr>
-        <w:t>Abba</w:t>
-      </w:r>
-      <w:r>
-        <w:rPr>
-          <w:lang w:val="es_ES" w:bidi="es_ES"/>
-        </w:rPr>
-        <w:t xml:space="preserve"> con letras griegas, que significa </w:t>
-      </w:r>
-      <w:r>
-        <w:rPr>
-          <w:b/>
-          <w:lang w:val="es_ES" w:bidi="es_ES"/>
-        </w:rPr>
-        <w:t>Padre</w:t>
-      </w:r>
-      <w:r>
-        <w:rPr>
-          <w:lang w:val="es_ES" w:bidi="es_ES"/>
-        </w:rPr>
-        <w:t>. Dado que Juan traduce el significado a continuación en el versículo, debes escribir esta palabra usando los sonidos más similares en tu idioma.</w:t>
-      </w:r>
-      <w:r>
-        <w:rPr>
-          <w:lang w:val="es_ES" w:bidi="es_ES"/>
-        </w:rPr>
-      </w:r>
-      <w:r>
-        <w:rPr>
-          <w:lang w:val="es_ES" w:bidi="es_ES"/>
-        </w:rPr>
-      </w:r>
-    </w:p>
-    <w:p>
-      <w:pPr/>
-      <w:r>
-        <w:rPr>
-          <w:lang w:val="es_ES" w:bidi="es_ES"/>
-        </w:rPr>
-      </w:r>
-    </w:p>
-    <w:p>
-      <w:pPr>
-        <w:pStyle w:val="Heading2"/>
-      </w:pPr>
-      <w:r>
-        <w:rPr>
-          <w:lang w:val="es_ES" w:bidi="es_ES"/>
-        </w:rPr>
-        <w:t>Romanos 9:7 (#5)</w:t>
-      </w:r>
-      <w:r>
-        <w:rPr>
-          <w:lang w:val="es_ES" w:bidi="es_ES"/>
-        </w:rPr>
-      </w:r>
-    </w:p>
-    <w:p>
-      <w:pPr/>
-      <w:r>
-        <w:rPr>
-          <w:lang w:val="es_ES" w:bidi="es_ES"/>
-        </w:rPr>
-      </w:r>
-      <w:r>
-        <w:rPr>
-          <w:b/>
-          <w:lang w:val="es_ES" w:bidi="es_ES"/>
-        </w:rPr>
-        <w:t>ἀλλ’</w:t>
-      </w:r>
-    </w:p>
-    <w:p>
-      <w:pPr/>
-      <w:r>
-        <w:rPr>
-          <w:lang w:val="es_ES" w:bidi="es_ES"/>
-        </w:rPr>
-      </w:r>
-      <w:r>
-        <w:rPr>
-          <w:b/>
-          <w:lang w:val="es_ES" w:bidi="es_ES"/>
-        </w:rPr>
-        <w:t>"Pero"</w:t>
-      </w:r>
-    </w:p>
-    <w:p>
-      <w:pPr/>
-      <w:r>
-        <w:rPr>
-          <w:lang w:val="es_ES" w:bidi="es_ES"/>
-        </w:rPr>
-      </w:r>
-      <w:r>
-        <w:rPr>
-          <w:b/>
-          <w:lang w:val="es_ES" w:bidi="es_ES"/>
-        </w:rPr>
         <w:t>Pero</w:t>
       </w:r>
       <w:r>
@@ -685,7 +560,7 @@
         </w:rPr>
         <w:t xml:space="preserve"> antes indica que lo que sigue de alguna manera contradice lo que se dijo anteriormente. Aquí, Pablo está usando una cita de un libro del Antiguo Testamento (</w:t>
       </w:r>
-      <w:hyperlink r:id="rId15">
+      <w:hyperlink r:id="rId13">
         <w:r>
           <w:rPr>
             <w:lang w:val="es_ES" w:bidi="es_ES"/>
@@ -697,7 +572,7 @@
           <w:t>Génesis</w:t>
         </w:r>
       </w:hyperlink>
-      <w:hyperlink r:id="rId15">
+      <w:hyperlink r:id="rId13">
         <w:r>
           <w:rPr>
             <w:lang w:val="es_ES" w:bidi="es_ES"/>
@@ -782,7 +657,7 @@
           <w:b/>
           <w:lang w:val="es_ES" w:bidi="es_ES"/>
         </w:rPr>
-        <w:t>ὡς καὶ ἐν τῷ Ὡσηὲ λέγει</w:t>
+        <w:t>"Como dice también en Oseas"</w:t>
       </w:r>
     </w:p>
     <w:p>
@@ -794,26 +669,11 @@
       </w:r>
       <w:r>
         <w:rPr>
-          <w:b/>
-          <w:lang w:val="es_ES" w:bidi="es_ES"/>
-        </w:rPr>
-        <w:t>"Como dice también en Oseas"</w:t>
-      </w:r>
-    </w:p>
-    <w:p>
-      <w:pPr/>
-      <w:r>
-        <w:rPr>
-          <w:lang w:val="es_ES" w:bidi="es_ES"/>
-        </w:rPr>
-      </w:r>
-      <w:r>
-        <w:rPr>
           <w:lang w:val="es_ES" w:bidi="es_ES"/>
         </w:rPr>
         <w:t>Esta frase indica que lo que sigue en este versículo y el siguiente son citas de un libro del Antiguo Testamento (</w:t>
       </w:r>
-      <w:hyperlink r:id="rId16">
+      <w:hyperlink r:id="rId14">
         <w:r>
           <w:rPr>
             <w:lang w:val="es_ES" w:bidi="es_ES"/>
@@ -831,7 +691,7 @@
         </w:rPr>
         <w:t xml:space="preserve">; </w:t>
       </w:r>
-      <w:hyperlink r:id="rId17">
+      <w:hyperlink r:id="rId15">
         <w:r>
           <w:rPr>
             <w:lang w:val="es_ES" w:bidi="es_ES"/>
@@ -916,7 +776,7 @@
           <w:b/>
           <w:lang w:val="es_ES" w:bidi="es_ES"/>
         </w:rPr>
-        <w:t>τί λέγει αὐτῷ ὁ χρηματισμός</w:t>
+        <w:t>"¿qué le dice la respuesta divina?"</w:t>
       </w:r>
     </w:p>
     <w:p>
@@ -928,26 +788,11 @@
       </w:r>
       <w:r>
         <w:rPr>
-          <w:b/>
-          <w:lang w:val="es_ES" w:bidi="es_ES"/>
-        </w:rPr>
-        <w:t>"¿qué le dice la respuesta divina?"</w:t>
-      </w:r>
-    </w:p>
-    <w:p>
-      <w:pPr/>
-      <w:r>
-        <w:rPr>
-          <w:lang w:val="es_ES" w:bidi="es_ES"/>
-        </w:rPr>
-      </w:r>
-      <w:r>
-        <w:rPr>
           <w:lang w:val="es_ES" w:bidi="es_ES"/>
         </w:rPr>
         <w:t>Aquí Pablo utiliza esta pregunta para introducir una cita de un libro del Antiguo Testamento (</w:t>
       </w:r>
-      <w:hyperlink r:id="rId18">
+      <w:hyperlink r:id="rId16">
         <w:r>
           <w:rPr>
             <w:lang w:val="es_ES" w:bidi="es_ES"/>
@@ -1032,7 +877,7 @@
           <w:b/>
           <w:lang w:val="es_ES" w:bidi="es_ES"/>
         </w:rPr>
-        <w:t>εἰ</w:t>
+        <w:t>"si"</w:t>
       </w:r>
     </w:p>
     <w:p>
@@ -1044,10 +889,78 @@
       </w:r>
       <w:r>
         <w:rPr>
+          <w:lang w:val="es_ES" w:bidi="es_ES"/>
+        </w:rPr>
+        <w:t>Pablo está hablando como si esto fuera una posibilidad hipotética, pero quiere decir que en realidad es cierto. Si tu idioma no expresa algo como una condición cuando es seguro o verdadero, y si tus lectores podrían malinterpretar y pensar que lo que Juan está diciendo no es seguro, entonces puedes traducir sus palabras como una afirmación. Traducción alternativa: “ya que”</w:t>
+      </w:r>
+    </w:p>
+    <w:p>
+      <w:pPr/>
+      <w:r>
+        <w:rPr>
+          <w:lang w:val="es_ES" w:bidi="es_ES"/>
+        </w:rPr>
+      </w:r>
+      <w:r>
+        <w:rPr>
+          <w:lang w:val="es_ES" w:bidi="es_ES"/>
+        </w:rPr>
+        <w:t xml:space="preserve">Ver: </w:t>
+      </w:r>
+      <w:r>
+        <w:rPr>
+          <w:lang w:val="es_ES" w:bidi="es_ES"/>
+        </w:rPr>
+        <w:t>Conectar — Condiciones Factuales</w:t>
+      </w:r>
+      <w:r>
+        <w:rPr>
+          <w:lang w:val="es_ES" w:bidi="es_ES"/>
+        </w:rPr>
+      </w:r>
+      <w:r>
+        <w:rPr>
+          <w:lang w:val="es_ES" w:bidi="es_ES"/>
+        </w:rPr>
+      </w:r>
+    </w:p>
+    <w:p>
+      <w:pPr/>
+      <w:r>
+        <w:rPr>
+          <w:lang w:val="es_ES" w:bidi="es_ES"/>
+        </w:rPr>
+      </w:r>
+    </w:p>
+    <w:p>
+      <w:pPr>
+        <w:pStyle w:val="Heading2"/>
+      </w:pPr>
+      <w:r>
+        <w:rPr>
+          <w:lang w:val="es_ES" w:bidi="es_ES"/>
+        </w:rPr>
+        <w:t>Romanos 11:8 (#2)</w:t>
+      </w:r>
+      <w:r>
+        <w:rPr>
+          <w:lang w:val="es_ES" w:bidi="es_ES"/>
+        </w:rPr>
+      </w:r>
+    </w:p>
+    <w:p>
+      <w:pPr/>
+      <w:r>
+        <w:rPr>
+          <w:lang w:val="es_ES" w:bidi="es_ES"/>
+        </w:rPr>
+      </w:r>
+      <w:r>
+        <w:rPr>
           <w:b/>
           <w:lang w:val="es_ES" w:bidi="es_ES"/>
         </w:rPr>
-        <w:t>"si"</w:t>
+        <w:t>"tal como está escrito"</w:t>
       </w:r>
     </w:p>
     <w:p>
@@ -1061,107 +974,9 @@
         <w:rPr>
           <w:lang w:val="es_ES" w:bidi="es_ES"/>
         </w:rPr>
-        <w:t>Pablo está hablando como si esto fuera una posibilidad hipotética, pero quiere decir que en realidad es cierto. Si tu idioma no expresa algo como una condición cuando es seguro o verdadero, y si tus lectores podrían malinterpretar y pensar que lo que Juan está diciendo no es seguro, entonces puedes traducir sus palabras como una afirmación. Traducción alternativa: “ya que”</w:t>
-      </w:r>
-    </w:p>
-    <w:p>
-      <w:pPr/>
-      <w:r>
-        <w:rPr>
-          <w:lang w:val="es_ES" w:bidi="es_ES"/>
-        </w:rPr>
-      </w:r>
-      <w:r>
-        <w:rPr>
-          <w:lang w:val="es_ES" w:bidi="es_ES"/>
-        </w:rPr>
-        <w:t xml:space="preserve">Ver: </w:t>
-      </w:r>
-      <w:r>
-        <w:rPr>
-          <w:lang w:val="es_ES" w:bidi="es_ES"/>
-        </w:rPr>
-        <w:t>Conectar — Condiciones Factuales</w:t>
-      </w:r>
-      <w:r>
-        <w:rPr>
-          <w:lang w:val="es_ES" w:bidi="es_ES"/>
-        </w:rPr>
-      </w:r>
-      <w:r>
-        <w:rPr>
-          <w:lang w:val="es_ES" w:bidi="es_ES"/>
-        </w:rPr>
-      </w:r>
-    </w:p>
-    <w:p>
-      <w:pPr/>
-      <w:r>
-        <w:rPr>
-          <w:lang w:val="es_ES" w:bidi="es_ES"/>
-        </w:rPr>
-      </w:r>
-    </w:p>
-    <w:p>
-      <w:pPr>
-        <w:pStyle w:val="Heading2"/>
-      </w:pPr>
-      <w:r>
-        <w:rPr>
-          <w:lang w:val="es_ES" w:bidi="es_ES"/>
-        </w:rPr>
-        <w:t>Romanos 11:8 (#2)</w:t>
-      </w:r>
-      <w:r>
-        <w:rPr>
-          <w:lang w:val="es_ES" w:bidi="es_ES"/>
-        </w:rPr>
-      </w:r>
-    </w:p>
-    <w:p>
-      <w:pPr/>
-      <w:r>
-        <w:rPr>
-          <w:lang w:val="es_ES" w:bidi="es_ES"/>
-        </w:rPr>
-      </w:r>
-      <w:r>
-        <w:rPr>
-          <w:b/>
-          <w:lang w:val="es_ES" w:bidi="es_ES"/>
-        </w:rPr>
-        <w:t>καθὼς γέγραπται</w:t>
-      </w:r>
-    </w:p>
-    <w:p>
-      <w:pPr/>
-      <w:r>
-        <w:rPr>
-          <w:lang w:val="es_ES" w:bidi="es_ES"/>
-        </w:rPr>
-      </w:r>
-      <w:r>
-        <w:rPr>
-          <w:b/>
-          <w:lang w:val="es_ES" w:bidi="es_ES"/>
-        </w:rPr>
-        <w:t>"tal como está escrito"</w:t>
-      </w:r>
-    </w:p>
-    <w:p>
-      <w:pPr/>
-      <w:r>
-        <w:rPr>
-          <w:lang w:val="es_ES" w:bidi="es_ES"/>
-        </w:rPr>
-      </w:r>
-      <w:r>
-        <w:rPr>
-          <w:lang w:val="es_ES" w:bidi="es_ES"/>
-        </w:rPr>
         <w:t xml:space="preserve">Si tu idioma no utiliza la forma pasiva de esta manera, puedes expresarlo en forma activa o de otra manera que sea natural en tu idioma. Si debes indicar quién realizó la acción, la cita es una paráfrasis de </w:t>
       </w:r>
-      <w:hyperlink r:id="rId19">
+      <w:hyperlink r:id="rId17">
         <w:r>
           <w:rPr>
             <w:lang w:val="es_ES" w:bidi="es_ES"/>
@@ -1179,7 +994,7 @@
         </w:rPr>
         <w:t xml:space="preserve"> y </w:t>
       </w:r>
-      <w:hyperlink r:id="rId20">
+      <w:hyperlink r:id="rId18">
         <w:r>
           <w:rPr>
             <w:lang w:val="es_ES" w:bidi="es_ES"/>
@@ -1264,7 +1079,7 @@
           <w:b/>
           <w:lang w:val="es_ES" w:bidi="es_ES"/>
         </w:rPr>
-        <w:t>εἰ</w:t>
+        <w:t>"si"</w:t>
       </w:r>
     </w:p>
     <w:p>
@@ -1276,10 +1091,91 @@
       </w:r>
       <w:r>
         <w:rPr>
+          <w:lang w:val="es_ES" w:bidi="es_ES"/>
+        </w:rPr>
+        <w:t>Paul está hablando como si esto fuera una posibilidad hipotética, pero quiere decir que en realidad es cierto. Si tu idioma no expresa algo como una condición si es seguro o verdadero, y si tus lectores podrían malinterpretar y pensar que lo que John está diciendo no es seguro, entonces puedes traducir sus palabras como una afirmación. Traducción alternativa: “ya que”</w:t>
+      </w:r>
+    </w:p>
+    <w:p>
+      <w:pPr/>
+      <w:r>
+        <w:rPr>
+          <w:lang w:val="es_ES" w:bidi="es_ES"/>
+        </w:rPr>
+      </w:r>
+      <w:r>
+        <w:rPr>
+          <w:lang w:val="es_ES" w:bidi="es_ES"/>
+        </w:rPr>
+        <w:t xml:space="preserve">Ver: </w:t>
+      </w:r>
+      <w:r>
+        <w:rPr>
+          <w:lang w:val="es_ES" w:bidi="es_ES"/>
+        </w:rPr>
+        <w:t>Conectar — Condiciones Factuales</w:t>
+      </w:r>
+      <w:r>
+        <w:rPr>
+          <w:lang w:val="es_ES" w:bidi="es_ES"/>
+        </w:rPr>
+      </w:r>
+      <w:r>
+        <w:rPr>
+          <w:lang w:val="es_ES" w:bidi="es_ES"/>
+        </w:rPr>
+      </w:r>
+    </w:p>
+    <w:p>
+      <w:pPr/>
+      <w:r>
+        <w:rPr>
+          <w:lang w:val="es_ES" w:bidi="es_ES"/>
+        </w:rPr>
+      </w:r>
+    </w:p>
+    <w:p>
+      <w:pPr>
+        <w:pStyle w:val="Heading2"/>
+      </w:pPr>
+      <w:r>
+        <w:rPr>
+          <w:lang w:val="es_ES" w:bidi="es_ES"/>
+        </w:rPr>
+        <w:t>Romanos 11:25 (#4)</w:t>
+      </w:r>
+      <w:r>
+        <w:rPr>
+          <w:lang w:val="es_ES" w:bidi="es_ES"/>
+        </w:rPr>
+      </w:r>
+    </w:p>
+    <w:p>
+      <w:pPr/>
+      <w:r>
+        <w:rPr>
+          <w:lang w:val="es_ES" w:bidi="es_ES"/>
+        </w:rPr>
+      </w:r>
+      <w:r>
+        <w:rPr>
           <w:b/>
           <w:lang w:val="es_ES" w:bidi="es_ES"/>
         </w:rPr>
-        <w:t>"si"</w:t>
+        <w:t>"tú"</w:t>
+      </w:r>
+      <w:r>
+        <w:rPr>
+          <w:lang w:val="es_ES" w:bidi="es_ES"/>
+        </w:rPr>
+        <w:t xml:space="preserve"> - </w:t>
+      </w:r>
+      <w:r>
+        <w:rPr>
+          <w:b/>
+          <w:lang w:val="es_ES" w:bidi="es_ES"/>
+        </w:rPr>
+        <w:t>"puede que no sean sabios en ustedes mismos"</w:t>
       </w:r>
     </w:p>
     <w:p>
@@ -1293,137 +1189,26 @@
         <w:rPr>
           <w:lang w:val="es_ES" w:bidi="es_ES"/>
         </w:rPr>
-        <w:t>Paul está hablando como si esto fuera una posibilidad hipotética, pero quiere decir que en realidad es cierto. Si tu idioma no expresa algo como una condición si es seguro o verdadero, y si tus lectores podrían malinterpretar y pensar que lo que John está diciendo no es seguro, entonces puedes traducir sus palabras como una afirmación. Traducción alternativa: “ya que”</w:t>
-      </w:r>
-    </w:p>
-    <w:p>
-      <w:pPr/>
-      <w:r>
-        <w:rPr>
-          <w:lang w:val="es_ES" w:bidi="es_ES"/>
-        </w:rPr>
-      </w:r>
-      <w:r>
-        <w:rPr>
-          <w:lang w:val="es_ES" w:bidi="es_ES"/>
-        </w:rPr>
-        <w:t xml:space="preserve">Ver: </w:t>
-      </w:r>
-      <w:r>
-        <w:rPr>
-          <w:lang w:val="es_ES" w:bidi="es_ES"/>
-        </w:rPr>
-        <w:t>Conectar — Condiciones Factuales</w:t>
-      </w:r>
-      <w:r>
-        <w:rPr>
-          <w:lang w:val="es_ES" w:bidi="es_ES"/>
-        </w:rPr>
-      </w:r>
-      <w:r>
-        <w:rPr>
-          <w:lang w:val="es_ES" w:bidi="es_ES"/>
-        </w:rPr>
-      </w:r>
-    </w:p>
-    <w:p>
-      <w:pPr/>
-      <w:r>
-        <w:rPr>
-          <w:lang w:val="es_ES" w:bidi="es_ES"/>
-        </w:rPr>
-      </w:r>
-    </w:p>
-    <w:p>
-      <w:pPr>
-        <w:pStyle w:val="Heading2"/>
-      </w:pPr>
-      <w:r>
-        <w:rPr>
-          <w:lang w:val="es_ES" w:bidi="es_ES"/>
-        </w:rPr>
-        <w:t>Romanos 11:25 (#4)</w:t>
-      </w:r>
-      <w:r>
-        <w:rPr>
-          <w:lang w:val="es_ES" w:bidi="es_ES"/>
-        </w:rPr>
-      </w:r>
-    </w:p>
-    <w:p>
-      <w:pPr/>
-      <w:r>
-        <w:rPr>
-          <w:lang w:val="es_ES" w:bidi="es_ES"/>
-        </w:rPr>
+        <w:t xml:space="preserve">Aquí, </w:t>
       </w:r>
       <w:r>
         <w:rPr>
           <w:b/>
           <w:lang w:val="es_ES" w:bidi="es_ES"/>
         </w:rPr>
-        <w:t>ὑμᾶς &amp; μὴ ἦτε παρ’ ἑαυτοῖς φρόνιμοι</w:t>
-      </w:r>
-    </w:p>
-    <w:p>
-      <w:pPr/>
-      <w:r>
-        <w:rPr>
-          <w:lang w:val="es_ES" w:bidi="es_ES"/>
-        </w:rPr>
+        <w:t>ustedes</w:t>
+      </w:r>
+      <w:r>
+        <w:rPr>
+          <w:lang w:val="es_ES" w:bidi="es_ES"/>
+        </w:rPr>
+        <w:t xml:space="preserve"> y </w:t>
       </w:r>
       <w:r>
         <w:rPr>
           <w:b/>
           <w:lang w:val="es_ES" w:bidi="es_ES"/>
         </w:rPr>
-        <w:t>"tú"</w:t>
-      </w:r>
-      <w:r>
-        <w:rPr>
-          <w:lang w:val="es_ES" w:bidi="es_ES"/>
-        </w:rPr>
-        <w:t xml:space="preserve"> - </w:t>
-      </w:r>
-      <w:r>
-        <w:rPr>
-          <w:b/>
-          <w:lang w:val="es_ES" w:bidi="es_ES"/>
-        </w:rPr>
-        <w:t>"puede que no sean sabios en ustedes mismos"</w:t>
-      </w:r>
-    </w:p>
-    <w:p>
-      <w:pPr/>
-      <w:r>
-        <w:rPr>
-          <w:lang w:val="es_ES" w:bidi="es_ES"/>
-        </w:rPr>
-      </w:r>
-      <w:r>
-        <w:rPr>
-          <w:lang w:val="es_ES" w:bidi="es_ES"/>
-        </w:rPr>
-        <w:t xml:space="preserve">Aquí, </w:t>
-      </w:r>
-      <w:r>
-        <w:rPr>
-          <w:b/>
-          <w:lang w:val="es_ES" w:bidi="es_ES"/>
-        </w:rPr>
-        <w:t>ustedes</w:t>
-      </w:r>
-      <w:r>
-        <w:rPr>
-          <w:lang w:val="es_ES" w:bidi="es_ES"/>
-        </w:rPr>
-        <w:t xml:space="preserve"> y </w:t>
-      </w:r>
-      <w:r>
-        <w:rPr>
-          <w:b/>
-          <w:lang w:val="es_ES" w:bidi="es_ES"/>
-        </w:rPr>
         <w:t>ustedes mismos</w:t>
       </w:r>
       <w:r>
@@ -1432,7 +1217,7 @@
         </w:rPr>
         <w:t xml:space="preserve"> son plurales y podrían referirse a: (1) cristianos no judíos, como en los versículos </w:t>
       </w:r>
-      <w:hyperlink r:id="rId21">
+      <w:hyperlink r:id="rId19">
         <w:r>
           <w:rPr>
             <w:lang w:val="es_ES" w:bidi="es_ES"/>
@@ -1517,7 +1302,7 @@
           <w:b/>
           <w:lang w:val="es_ES" w:bidi="es_ES"/>
         </w:rPr>
-        <w:t>γέγραπται</w:t>
+        <w:t>"está escrito"</w:t>
       </w:r>
     </w:p>
     <w:p>
@@ -1529,26 +1314,11 @@
       </w:r>
       <w:r>
         <w:rPr>
-          <w:b/>
-          <w:lang w:val="es_ES" w:bidi="es_ES"/>
-        </w:rPr>
-        <w:t>"está escrito"</w:t>
-      </w:r>
-    </w:p>
-    <w:p>
-      <w:pPr/>
-      <w:r>
-        <w:rPr>
-          <w:lang w:val="es_ES" w:bidi="es_ES"/>
-        </w:rPr>
-      </w:r>
-      <w:r>
-        <w:rPr>
           <w:lang w:val="es_ES" w:bidi="es_ES"/>
         </w:rPr>
         <w:t>Si tu idioma no utiliza la forma pasiva de esta manera, puedes expresarlo en forma activa o de otra manera que sea natural en tu idioma. Dado que Pablo se refiere a algo que Isaías escribió (</w:t>
       </w:r>
-      <w:hyperlink r:id="rId22">
+      <w:hyperlink r:id="rId20">
         <w:r>
           <w:rPr>
             <w:lang w:val="es_ES" w:bidi="es_ES"/>
@@ -1566,7 +1336,7 @@
         </w:rPr>
         <w:t xml:space="preserve"> y </w:t>
       </w:r>
-      <w:hyperlink r:id="rId23">
+      <w:hyperlink r:id="rId21">
         <w:r>
           <w:rPr>
             <w:lang w:val="es_ES" w:bidi="es_ES"/>

--- a/spa/docx/45.content.docx
+++ b/spa/docx/45.content.docx
@@ -28,6 +28,22 @@
       </w:r>
     </w:p>
     <w:p>
+      <w:pPr>
+        <w:pStyle w:val="Heading2"/>
+      </w:pPr>
+      <w:r>
+        <w:rPr>
+          <w:lang w:val="es_ES" w:bidi="es_ES"/>
+        </w:rPr>
+        <w:t>License Information</w:t>
+      </w:r>
+      <w:r>
+        <w:rPr>
+          <w:lang w:val="es_ES" w:bidi="es_ES"/>
+        </w:rPr>
+      </w:r>
+    </w:p>
+    <w:p>
       <w:pPr/>
       <w:r>
         <w:rPr>
@@ -39,37 +55,86 @@
           <w:b/>
           <w:lang w:val="es_ES" w:bidi="es_ES"/>
         </w:rPr>
+        <w:t>Notas de Traducción (unfoldingWord)</w:t>
+      </w:r>
+      <w:r>
+        <w:rPr>
+          <w:lang w:val="es_ES" w:bidi="es_ES"/>
+        </w:rPr>
+        <w:t xml:space="preserve"> (Spanish) is based on</w:t>
+      </w:r>
+      <w:r>
+        <w:rPr>
+          <w:lang w:val="es_ES" w:bidi="es_ES"/>
+        </w:rPr>
+        <w:t xml:space="preserve">: </w:t>
+      </w:r>
+      <w:r>
+        <w:rPr>
+          <w:lang w:val="es_ES" w:bidi="es_ES"/>
+        </w:rPr>
         <w:t>unfoldingWord® Translation Notes</w:t>
       </w:r>
       <w:r>
         <w:rPr>
           <w:lang w:val="es_ES" w:bidi="es_ES"/>
         </w:rPr>
-        <w:t xml:space="preserve"> © 2022 unfoldingWord. Released under CC BY-SA 4.0 license. </w:t>
-      </w:r>
-      <w:r>
-        <w:rPr>
-          <w:lang w:val="es_ES" w:bidi="es_ES"/>
-        </w:rPr>
-        <w:t>unfoldingWord® Translation Notes</w:t>
-      </w:r>
-      <w:r>
-        <w:rPr>
-          <w:lang w:val="es_ES" w:bidi="es_ES"/>
-        </w:rPr>
-        <w:t xml:space="preserve"> has been adapted in the following languages: Tok Pisin, Arabic (عربي), French (Français), Hindi (हिंदी), Indonesian (Bahasa Indonesia), Portuguese (Português), Russian (Русский), Spanish (Español), Swahili (Kiswahili), and Simplified Chinese (简体中文) from </w:t>
-      </w:r>
-      <w:r>
-        <w:rPr>
-          <w:lang w:val="es_ES" w:bidi="es_ES"/>
-        </w:rPr>
-        <w:t>unfoldingWord® Translation Notes</w:t>
-      </w:r>
-      <w:r>
-        <w:rPr>
-          <w:lang w:val="es_ES" w:bidi="es_ES"/>
-        </w:rPr>
-        <w:t xml:space="preserve"> © 2022 unfoldingWord. Released under CC BY-SA 4.0 license by Mission Mutual</w:t>
+        <w:t xml:space="preserve">, </w:t>
+      </w:r>
+      <w:hyperlink r:id="rId13">
+        <w:r>
+          <w:rPr>
+            <w:lang w:val="es_ES" w:bidi="es_ES"/>
+          </w:rPr>
+          <w:rPr>
+            <w:color w:val="0000EE"/>
+            <w:u w:val="single"/>
+          </w:rPr>
+          <w:t>unfoldingWord</w:t>
+        </w:r>
+      </w:hyperlink>
+      <w:r>
+        <w:rPr>
+          <w:lang w:val="es_ES" w:bidi="es_ES"/>
+        </w:rPr>
+        <w:t xml:space="preserve">, 2022, which is licensed under a </w:t>
+      </w:r>
+      <w:hyperlink r:id="rId14">
+        <w:r>
+          <w:rPr>
+            <w:lang w:val="es_ES" w:bidi="es_ES"/>
+          </w:rPr>
+          <w:rPr>
+            <w:color w:val="0000EE"/>
+            <w:u w:val="single"/>
+          </w:rPr>
+          <w:t>CC BY-SA 4.0 license</w:t>
+        </w:r>
+      </w:hyperlink>
+      <w:r>
+        <w:rPr>
+          <w:lang w:val="es_ES" w:bidi="es_ES"/>
+        </w:rPr>
+        <w:t>.</w:t>
+      </w:r>
+      <w:r>
+        <w:rPr>
+          <w:lang w:val="es_ES" w:bidi="es_ES"/>
+        </w:rPr>
+      </w:r>
+    </w:p>
+    <w:p>
+      <w:pPr/>
+      <w:r>
+        <w:rPr>
+          <w:lang w:val="es_ES" w:bidi="es_ES"/>
+        </w:rPr>
+      </w:r>
+      <w:r>
+        <w:rPr>
+          <w:lang w:val="es_ES" w:bidi="es_ES"/>
+        </w:rPr>
+        <w:t>This PDF version is provided under the same license.</w:t>
       </w:r>
       <w:r>
         <w:rPr>
@@ -230,6 +295,21 @@
           <w:b/>
           <w:lang w:val="es_ES" w:bidi="es_ES"/>
         </w:rPr>
+        <w:t>ζωὴ καὶ εἰρήνη</w:t>
+      </w:r>
+    </w:p>
+    <w:p>
+      <w:pPr/>
+      <w:r>
+        <w:rPr>
+          <w:lang w:val="es_ES" w:bidi="es_ES"/>
+        </w:rPr>
+      </w:r>
+      <w:r>
+        <w:rPr>
+          <w:b/>
+          <w:lang w:val="es_ES" w:bidi="es_ES"/>
+        </w:rPr>
         <w:t>"{es} vida y paz"</w:t>
       </w:r>
     </w:p>
@@ -339,6 +419,21 @@
           <w:b/>
           <w:lang w:val="es_ES" w:bidi="es_ES"/>
         </w:rPr>
+        <w:t>τῷ &amp; νόμῳ τοῦ Θεοῦ οὐχ ὑποτάσσεται</w:t>
+      </w:r>
+    </w:p>
+    <w:p>
+      <w:pPr/>
+      <w:r>
+        <w:rPr>
+          <w:lang w:val="es_ES" w:bidi="es_ES"/>
+        </w:rPr>
+      </w:r>
+      <w:r>
+        <w:rPr>
+          <w:b/>
+          <w:lang w:val="es_ES" w:bidi="es_ES"/>
+        </w:rPr>
         <w:t>"no se sujeta a la ley de Dios"</w:t>
       </w:r>
     </w:p>
@@ -448,6 +543,21 @@
           <w:b/>
           <w:lang w:val="es_ES" w:bidi="es_ES"/>
         </w:rPr>
+        <w:t>Ἀββά, ὁ Πατήρ</w:t>
+      </w:r>
+    </w:p>
+    <w:p>
+      <w:pPr/>
+      <w:r>
+        <w:rPr>
+          <w:lang w:val="es_ES" w:bidi="es_ES"/>
+        </w:rPr>
+      </w:r>
+      <w:r>
+        <w:rPr>
+          <w:b/>
+          <w:lang w:val="es_ES" w:bidi="es_ES"/>
+        </w:rPr>
         <w:t>"Abba, Padre"</w:t>
       </w:r>
     </w:p>
@@ -537,6 +647,21 @@
           <w:b/>
           <w:lang w:val="es_ES" w:bidi="es_ES"/>
         </w:rPr>
+        <w:t>ἀλλ’</w:t>
+      </w:r>
+    </w:p>
+    <w:p>
+      <w:pPr/>
+      <w:r>
+        <w:rPr>
+          <w:lang w:val="es_ES" w:bidi="es_ES"/>
+        </w:rPr>
+      </w:r>
+      <w:r>
+        <w:rPr>
+          <w:b/>
+          <w:lang w:val="es_ES" w:bidi="es_ES"/>
+        </w:rPr>
         <w:t>"Pero"</w:t>
       </w:r>
     </w:p>
@@ -560,7 +685,7 @@
         </w:rPr>
         <w:t xml:space="preserve"> antes indica que lo que sigue de alguna manera contradice lo que se dijo anteriormente. Aquí, Pablo está usando una cita de un libro del Antiguo Testamento (</w:t>
       </w:r>
-      <w:hyperlink r:id="rId13">
+      <w:hyperlink r:id="rId15">
         <w:r>
           <w:rPr>
             <w:lang w:val="es_ES" w:bidi="es_ES"/>
@@ -572,7 +697,7 @@
           <w:t>Génesis</w:t>
         </w:r>
       </w:hyperlink>
-      <w:hyperlink r:id="rId13">
+      <w:hyperlink r:id="rId15">
         <w:r>
           <w:rPr>
             <w:lang w:val="es_ES" w:bidi="es_ES"/>
@@ -657,6 +782,21 @@
           <w:b/>
           <w:lang w:val="es_ES" w:bidi="es_ES"/>
         </w:rPr>
+        <w:t>ὡς καὶ ἐν τῷ Ὡσηὲ λέγει</w:t>
+      </w:r>
+    </w:p>
+    <w:p>
+      <w:pPr/>
+      <w:r>
+        <w:rPr>
+          <w:lang w:val="es_ES" w:bidi="es_ES"/>
+        </w:rPr>
+      </w:r>
+      <w:r>
+        <w:rPr>
+          <w:b/>
+          <w:lang w:val="es_ES" w:bidi="es_ES"/>
+        </w:rPr>
         <w:t>"Como dice también en Oseas"</w:t>
       </w:r>
     </w:p>
@@ -673,7 +813,7 @@
         </w:rPr>
         <w:t>Esta frase indica que lo que sigue en este versículo y el siguiente son citas de un libro del Antiguo Testamento (</w:t>
       </w:r>
-      <w:hyperlink r:id="rId14">
+      <w:hyperlink r:id="rId16">
         <w:r>
           <w:rPr>
             <w:lang w:val="es_ES" w:bidi="es_ES"/>
@@ -691,7 +831,7 @@
         </w:rPr>
         <w:t xml:space="preserve">; </w:t>
       </w:r>
-      <w:hyperlink r:id="rId15">
+      <w:hyperlink r:id="rId17">
         <w:r>
           <w:rPr>
             <w:lang w:val="es_ES" w:bidi="es_ES"/>
@@ -776,6 +916,21 @@
           <w:b/>
           <w:lang w:val="es_ES" w:bidi="es_ES"/>
         </w:rPr>
+        <w:t>τί λέγει αὐτῷ ὁ χρηματισμός</w:t>
+      </w:r>
+    </w:p>
+    <w:p>
+      <w:pPr/>
+      <w:r>
+        <w:rPr>
+          <w:lang w:val="es_ES" w:bidi="es_ES"/>
+        </w:rPr>
+      </w:r>
+      <w:r>
+        <w:rPr>
+          <w:b/>
+          <w:lang w:val="es_ES" w:bidi="es_ES"/>
+        </w:rPr>
         <w:t>"¿qué le dice la respuesta divina?"</w:t>
       </w:r>
     </w:p>
@@ -792,7 +947,7 @@
         </w:rPr>
         <w:t>Aquí Pablo utiliza esta pregunta para introducir una cita de un libro del Antiguo Testamento (</w:t>
       </w:r>
-      <w:hyperlink r:id="rId16">
+      <w:hyperlink r:id="rId18">
         <w:r>
           <w:rPr>
             <w:lang w:val="es_ES" w:bidi="es_ES"/>
@@ -877,6 +1032,21 @@
           <w:b/>
           <w:lang w:val="es_ES" w:bidi="es_ES"/>
         </w:rPr>
+        <w:t>εἰ</w:t>
+      </w:r>
+    </w:p>
+    <w:p>
+      <w:pPr/>
+      <w:r>
+        <w:rPr>
+          <w:lang w:val="es_ES" w:bidi="es_ES"/>
+        </w:rPr>
+      </w:r>
+      <w:r>
+        <w:rPr>
+          <w:b/>
+          <w:lang w:val="es_ES" w:bidi="es_ES"/>
+        </w:rPr>
         <w:t>"si"</w:t>
       </w:r>
     </w:p>
@@ -960,6 +1130,21 @@
           <w:b/>
           <w:lang w:val="es_ES" w:bidi="es_ES"/>
         </w:rPr>
+        <w:t>καθὼς γέγραπται</w:t>
+      </w:r>
+    </w:p>
+    <w:p>
+      <w:pPr/>
+      <w:r>
+        <w:rPr>
+          <w:lang w:val="es_ES" w:bidi="es_ES"/>
+        </w:rPr>
+      </w:r>
+      <w:r>
+        <w:rPr>
+          <w:b/>
+          <w:lang w:val="es_ES" w:bidi="es_ES"/>
+        </w:rPr>
         <w:t>"tal como está escrito"</w:t>
       </w:r>
     </w:p>
@@ -976,7 +1161,7 @@
         </w:rPr>
         <w:t xml:space="preserve">Si tu idioma no utiliza la forma pasiva de esta manera, puedes expresarlo en forma activa o de otra manera que sea natural en tu idioma. Si debes indicar quién realizó la acción, la cita es una paráfrasis de </w:t>
       </w:r>
-      <w:hyperlink r:id="rId17">
+      <w:hyperlink r:id="rId19">
         <w:r>
           <w:rPr>
             <w:lang w:val="es_ES" w:bidi="es_ES"/>
@@ -994,7 +1179,7 @@
         </w:rPr>
         <w:t xml:space="preserve"> y </w:t>
       </w:r>
-      <w:hyperlink r:id="rId18">
+      <w:hyperlink r:id="rId20">
         <w:r>
           <w:rPr>
             <w:lang w:val="es_ES" w:bidi="es_ES"/>
@@ -1079,6 +1264,21 @@
           <w:b/>
           <w:lang w:val="es_ES" w:bidi="es_ES"/>
         </w:rPr>
+        <w:t>εἰ</w:t>
+      </w:r>
+    </w:p>
+    <w:p>
+      <w:pPr/>
+      <w:r>
+        <w:rPr>
+          <w:lang w:val="es_ES" w:bidi="es_ES"/>
+        </w:rPr>
+      </w:r>
+      <w:r>
+        <w:rPr>
+          <w:b/>
+          <w:lang w:val="es_ES" w:bidi="es_ES"/>
+        </w:rPr>
         <w:t>"si"</w:t>
       </w:r>
     </w:p>
@@ -1162,6 +1362,21 @@
           <w:b/>
           <w:lang w:val="es_ES" w:bidi="es_ES"/>
         </w:rPr>
+        <w:t>ὑμᾶς &amp; μὴ ἦτε παρ’ ἑαυτοῖς φρόνιμοι</w:t>
+      </w:r>
+    </w:p>
+    <w:p>
+      <w:pPr/>
+      <w:r>
+        <w:rPr>
+          <w:lang w:val="es_ES" w:bidi="es_ES"/>
+        </w:rPr>
+      </w:r>
+      <w:r>
+        <w:rPr>
+          <w:b/>
+          <w:lang w:val="es_ES" w:bidi="es_ES"/>
+        </w:rPr>
         <w:t>"tú"</w:t>
       </w:r>
       <w:r>
@@ -1217,7 +1432,7 @@
         </w:rPr>
         <w:t xml:space="preserve"> son plurales y podrían referirse a: (1) cristianos no judíos, como en los versículos </w:t>
       </w:r>
-      <w:hyperlink r:id="rId19">
+      <w:hyperlink r:id="rId21">
         <w:r>
           <w:rPr>
             <w:lang w:val="es_ES" w:bidi="es_ES"/>
@@ -1302,6 +1517,21 @@
           <w:b/>
           <w:lang w:val="es_ES" w:bidi="es_ES"/>
         </w:rPr>
+        <w:t>γέγραπται</w:t>
+      </w:r>
+    </w:p>
+    <w:p>
+      <w:pPr/>
+      <w:r>
+        <w:rPr>
+          <w:lang w:val="es_ES" w:bidi="es_ES"/>
+        </w:rPr>
+      </w:r>
+      <w:r>
+        <w:rPr>
+          <w:b/>
+          <w:lang w:val="es_ES" w:bidi="es_ES"/>
+        </w:rPr>
         <w:t>"está escrito"</w:t>
       </w:r>
     </w:p>
@@ -1318,7 +1548,7 @@
         </w:rPr>
         <w:t>Si tu idioma no utiliza la forma pasiva de esta manera, puedes expresarlo en forma activa o de otra manera que sea natural en tu idioma. Dado que Pablo se refiere a algo que Isaías escribió (</w:t>
       </w:r>
-      <w:hyperlink r:id="rId20">
+      <w:hyperlink r:id="rId22">
         <w:r>
           <w:rPr>
             <w:lang w:val="es_ES" w:bidi="es_ES"/>
@@ -1336,7 +1566,7 @@
         </w:rPr>
         <w:t xml:space="preserve"> y </w:t>
       </w:r>
-      <w:hyperlink r:id="rId21">
+      <w:hyperlink r:id="rId23">
         <w:r>
           <w:rPr>
             <w:lang w:val="es_ES" w:bidi="es_ES"/>

--- a/spa/docx/45.content.docx
+++ b/spa/docx/45.content.docx
@@ -230,6 +230,21 @@
           <w:b/>
           <w:lang w:val="es_ES" w:bidi="es_ES"/>
         </w:rPr>
+        <w:t>ζωὴ καὶ εἰρήνη</w:t>
+      </w:r>
+    </w:p>
+    <w:p>
+      <w:pPr/>
+      <w:r>
+        <w:rPr>
+          <w:lang w:val="es_ES" w:bidi="es_ES"/>
+        </w:rPr>
+      </w:r>
+      <w:r>
+        <w:rPr>
+          <w:b/>
+          <w:lang w:val="es_ES" w:bidi="es_ES"/>
+        </w:rPr>
         <w:t>"{es} vida y paz"</w:t>
       </w:r>
     </w:p>
@@ -339,6 +354,21 @@
           <w:b/>
           <w:lang w:val="es_ES" w:bidi="es_ES"/>
         </w:rPr>
+        <w:t>τῷ &amp; νόμῳ τοῦ Θεοῦ οὐχ ὑποτάσσεται</w:t>
+      </w:r>
+    </w:p>
+    <w:p>
+      <w:pPr/>
+      <w:r>
+        <w:rPr>
+          <w:lang w:val="es_ES" w:bidi="es_ES"/>
+        </w:rPr>
+      </w:r>
+      <w:r>
+        <w:rPr>
+          <w:b/>
+          <w:lang w:val="es_ES" w:bidi="es_ES"/>
+        </w:rPr>
         <w:t>"no se sujeta a la ley de Dios"</w:t>
       </w:r>
     </w:p>
@@ -448,6 +478,21 @@
           <w:b/>
           <w:lang w:val="es_ES" w:bidi="es_ES"/>
         </w:rPr>
+        <w:t>Ἀββά, ὁ Πατήρ</w:t>
+      </w:r>
+    </w:p>
+    <w:p>
+      <w:pPr/>
+      <w:r>
+        <w:rPr>
+          <w:lang w:val="es_ES" w:bidi="es_ES"/>
+        </w:rPr>
+      </w:r>
+      <w:r>
+        <w:rPr>
+          <w:b/>
+          <w:lang w:val="es_ES" w:bidi="es_ES"/>
+        </w:rPr>
         <w:t>"Abba, Padre"</w:t>
       </w:r>
     </w:p>
@@ -523,6 +568,21 @@
         <w:rPr>
           <w:lang w:val="es_ES" w:bidi="es_ES"/>
         </w:rPr>
+      </w:r>
+    </w:p>
+    <w:p>
+      <w:pPr/>
+      <w:r>
+        <w:rPr>
+          <w:lang w:val="es_ES" w:bidi="es_ES"/>
+        </w:rPr>
+      </w:r>
+      <w:r>
+        <w:rPr>
+          <w:b/>
+          <w:lang w:val="es_ES" w:bidi="es_ES"/>
+        </w:rPr>
+        <w:t>ἀλλ’</w:t>
       </w:r>
     </w:p>
     <w:p>
@@ -657,6 +717,21 @@
           <w:b/>
           <w:lang w:val="es_ES" w:bidi="es_ES"/>
         </w:rPr>
+        <w:t>ὡς καὶ ἐν τῷ Ὡσηὲ λέγει</w:t>
+      </w:r>
+    </w:p>
+    <w:p>
+      <w:pPr/>
+      <w:r>
+        <w:rPr>
+          <w:lang w:val="es_ES" w:bidi="es_ES"/>
+        </w:rPr>
+      </w:r>
+      <w:r>
+        <w:rPr>
+          <w:b/>
+          <w:lang w:val="es_ES" w:bidi="es_ES"/>
+        </w:rPr>
         <w:t>"Como dice también en Oseas"</w:t>
       </w:r>
     </w:p>
@@ -776,6 +851,21 @@
           <w:b/>
           <w:lang w:val="es_ES" w:bidi="es_ES"/>
         </w:rPr>
+        <w:t>τί λέγει αὐτῷ ὁ χρηματισμός</w:t>
+      </w:r>
+    </w:p>
+    <w:p>
+      <w:pPr/>
+      <w:r>
+        <w:rPr>
+          <w:lang w:val="es_ES" w:bidi="es_ES"/>
+        </w:rPr>
+      </w:r>
+      <w:r>
+        <w:rPr>
+          <w:b/>
+          <w:lang w:val="es_ES" w:bidi="es_ES"/>
+        </w:rPr>
         <w:t>"¿qué le dice la respuesta divina?"</w:t>
       </w:r>
     </w:p>
@@ -877,6 +967,21 @@
           <w:b/>
           <w:lang w:val="es_ES" w:bidi="es_ES"/>
         </w:rPr>
+        <w:t>εἰ</w:t>
+      </w:r>
+    </w:p>
+    <w:p>
+      <w:pPr/>
+      <w:r>
+        <w:rPr>
+          <w:lang w:val="es_ES" w:bidi="es_ES"/>
+        </w:rPr>
+      </w:r>
+      <w:r>
+        <w:rPr>
+          <w:b/>
+          <w:lang w:val="es_ES" w:bidi="es_ES"/>
+        </w:rPr>
         <w:t>"si"</w:t>
       </w:r>
     </w:p>
@@ -946,6 +1051,21 @@
         <w:rPr>
           <w:lang w:val="es_ES" w:bidi="es_ES"/>
         </w:rPr>
+      </w:r>
+    </w:p>
+    <w:p>
+      <w:pPr/>
+      <w:r>
+        <w:rPr>
+          <w:lang w:val="es_ES" w:bidi="es_ES"/>
+        </w:rPr>
+      </w:r>
+      <w:r>
+        <w:rPr>
+          <w:b/>
+          <w:lang w:val="es_ES" w:bidi="es_ES"/>
+        </w:rPr>
+        <w:t>καθὼς γέγραπται</w:t>
       </w:r>
     </w:p>
     <w:p>
@@ -1079,6 +1199,21 @@
           <w:b/>
           <w:lang w:val="es_ES" w:bidi="es_ES"/>
         </w:rPr>
+        <w:t>εἰ</w:t>
+      </w:r>
+    </w:p>
+    <w:p>
+      <w:pPr/>
+      <w:r>
+        <w:rPr>
+          <w:lang w:val="es_ES" w:bidi="es_ES"/>
+        </w:rPr>
+      </w:r>
+      <w:r>
+        <w:rPr>
+          <w:b/>
+          <w:lang w:val="es_ES" w:bidi="es_ES"/>
+        </w:rPr>
         <w:t>"si"</w:t>
       </w:r>
     </w:p>
@@ -1148,6 +1283,21 @@
         <w:rPr>
           <w:lang w:val="es_ES" w:bidi="es_ES"/>
         </w:rPr>
+      </w:r>
+    </w:p>
+    <w:p>
+      <w:pPr/>
+      <w:r>
+        <w:rPr>
+          <w:lang w:val="es_ES" w:bidi="es_ES"/>
+        </w:rPr>
+      </w:r>
+      <w:r>
+        <w:rPr>
+          <w:b/>
+          <w:lang w:val="es_ES" w:bidi="es_ES"/>
+        </w:rPr>
+        <w:t>ὑμᾶς &amp; μὴ ἦτε παρ’ ἑαυτοῖς φρόνιμοι</w:t>
       </w:r>
     </w:p>
     <w:p>
@@ -1288,6 +1438,21 @@
         <w:rPr>
           <w:lang w:val="es_ES" w:bidi="es_ES"/>
         </w:rPr>
+      </w:r>
+    </w:p>
+    <w:p>
+      <w:pPr/>
+      <w:r>
+        <w:rPr>
+          <w:lang w:val="es_ES" w:bidi="es_ES"/>
+        </w:rPr>
+      </w:r>
+      <w:r>
+        <w:rPr>
+          <w:b/>
+          <w:lang w:val="es_ES" w:bidi="es_ES"/>
+        </w:rPr>
+        <w:t>γέγραπται</w:t>
       </w:r>
     </w:p>
     <w:p>

--- a/spa/docx/45.content.docx
+++ b/spa/docx/45.content.docx
@@ -28,22 +28,6 @@
       </w:r>
     </w:p>
     <w:p>
-      <w:pPr>
-        <w:pStyle w:val="Heading2"/>
-      </w:pPr>
-      <w:r>
-        <w:rPr>
-          <w:lang w:val="es_ES" w:bidi="es_ES"/>
-        </w:rPr>
-        <w:t>License Information</w:t>
-      </w:r>
-      <w:r>
-        <w:rPr>
-          <w:lang w:val="es_ES" w:bidi="es_ES"/>
-        </w:rPr>
-      </w:r>
-    </w:p>
-    <w:p>
       <w:pPr/>
       <w:r>
         <w:rPr>
@@ -55,86 +39,37 @@
           <w:b/>
           <w:lang w:val="es_ES" w:bidi="es_ES"/>
         </w:rPr>
-        <w:t>Notas de Traducción (unfoldingWord)</w:t>
-      </w:r>
-      <w:r>
-        <w:rPr>
-          <w:lang w:val="es_ES" w:bidi="es_ES"/>
-        </w:rPr>
-        <w:t xml:space="preserve"> (Spanish) is based on</w:t>
-      </w:r>
-      <w:r>
-        <w:rPr>
-          <w:lang w:val="es_ES" w:bidi="es_ES"/>
-        </w:rPr>
-        <w:t xml:space="preserve">: </w:t>
-      </w:r>
-      <w:r>
-        <w:rPr>
-          <w:lang w:val="es_ES" w:bidi="es_ES"/>
-        </w:rPr>
         <w:t>unfoldingWord® Translation Notes</w:t>
       </w:r>
       <w:r>
         <w:rPr>
           <w:lang w:val="es_ES" w:bidi="es_ES"/>
         </w:rPr>
-        <w:t xml:space="preserve">, </w:t>
-      </w:r>
-      <w:hyperlink r:id="rId13">
-        <w:r>
-          <w:rPr>
-            <w:lang w:val="es_ES" w:bidi="es_ES"/>
-          </w:rPr>
-          <w:rPr>
-            <w:color w:val="0000EE"/>
-            <w:u w:val="single"/>
-          </w:rPr>
-          <w:t>unfoldingWord</w:t>
-        </w:r>
-      </w:hyperlink>
-      <w:r>
-        <w:rPr>
-          <w:lang w:val="es_ES" w:bidi="es_ES"/>
-        </w:rPr>
-        <w:t xml:space="preserve">, 2022, which is licensed under a </w:t>
-      </w:r>
-      <w:hyperlink r:id="rId14">
-        <w:r>
-          <w:rPr>
-            <w:lang w:val="es_ES" w:bidi="es_ES"/>
-          </w:rPr>
-          <w:rPr>
-            <w:color w:val="0000EE"/>
-            <w:u w:val="single"/>
-          </w:rPr>
-          <w:t>CC BY-SA 4.0 license</w:t>
-        </w:r>
-      </w:hyperlink>
-      <w:r>
-        <w:rPr>
-          <w:lang w:val="es_ES" w:bidi="es_ES"/>
-        </w:rPr>
-        <w:t>.</w:t>
-      </w:r>
-      <w:r>
-        <w:rPr>
-          <w:lang w:val="es_ES" w:bidi="es_ES"/>
-        </w:rPr>
-      </w:r>
-    </w:p>
-    <w:p>
-      <w:pPr/>
-      <w:r>
-        <w:rPr>
-          <w:lang w:val="es_ES" w:bidi="es_ES"/>
-        </w:rPr>
-      </w:r>
-      <w:r>
-        <w:rPr>
-          <w:lang w:val="es_ES" w:bidi="es_ES"/>
-        </w:rPr>
-        <w:t>This PDF version is provided under the same license.</w:t>
+        <w:t xml:space="preserve"> © 2022 unfoldingWord. Released under CC BY-SA 4.0 license. </w:t>
+      </w:r>
+      <w:r>
+        <w:rPr>
+          <w:lang w:val="es_ES" w:bidi="es_ES"/>
+        </w:rPr>
+        <w:t>unfoldingWord® Translation Notes</w:t>
+      </w:r>
+      <w:r>
+        <w:rPr>
+          <w:lang w:val="es_ES" w:bidi="es_ES"/>
+        </w:rPr>
+        <w:t xml:space="preserve"> has been adapted in the following languages: Tok Pisin, Arabic (عربي), French (Français), Hindi (हिंदी), Indonesian (Bahasa Indonesia), Portuguese (Português), Russian (Русский), Spanish (Español), Swahili (Kiswahili), and Simplified Chinese (简体中文) from </w:t>
+      </w:r>
+      <w:r>
+        <w:rPr>
+          <w:lang w:val="es_ES" w:bidi="es_ES"/>
+        </w:rPr>
+        <w:t>unfoldingWord® Translation Notes</w:t>
+      </w:r>
+      <w:r>
+        <w:rPr>
+          <w:lang w:val="es_ES" w:bidi="es_ES"/>
+        </w:rPr>
+        <w:t xml:space="preserve"> © 2022 unfoldingWord. Released under CC BY-SA 4.0 license by Mission Mutual</w:t>
       </w:r>
       <w:r>
         <w:rPr>
@@ -685,7 +620,7 @@
         </w:rPr>
         <w:t xml:space="preserve"> antes indica que lo que sigue de alguna manera contradice lo que se dijo anteriormente. Aquí, Pablo está usando una cita de un libro del Antiguo Testamento (</w:t>
       </w:r>
-      <w:hyperlink r:id="rId15">
+      <w:hyperlink r:id="rId13">
         <w:r>
           <w:rPr>
             <w:lang w:val="es_ES" w:bidi="es_ES"/>
@@ -697,7 +632,7 @@
           <w:t>Génesis</w:t>
         </w:r>
       </w:hyperlink>
-      <w:hyperlink r:id="rId15">
+      <w:hyperlink r:id="rId13">
         <w:r>
           <w:rPr>
             <w:lang w:val="es_ES" w:bidi="es_ES"/>
@@ -813,7 +748,7 @@
         </w:rPr>
         <w:t>Esta frase indica que lo que sigue en este versículo y el siguiente son citas de un libro del Antiguo Testamento (</w:t>
       </w:r>
-      <w:hyperlink r:id="rId16">
+      <w:hyperlink r:id="rId14">
         <w:r>
           <w:rPr>
             <w:lang w:val="es_ES" w:bidi="es_ES"/>
@@ -831,7 +766,7 @@
         </w:rPr>
         <w:t xml:space="preserve">; </w:t>
       </w:r>
-      <w:hyperlink r:id="rId17">
+      <w:hyperlink r:id="rId15">
         <w:r>
           <w:rPr>
             <w:lang w:val="es_ES" w:bidi="es_ES"/>
@@ -947,7 +882,7 @@
         </w:rPr>
         <w:t>Aquí Pablo utiliza esta pregunta para introducir una cita de un libro del Antiguo Testamento (</w:t>
       </w:r>
-      <w:hyperlink r:id="rId18">
+      <w:hyperlink r:id="rId16">
         <w:r>
           <w:rPr>
             <w:lang w:val="es_ES" w:bidi="es_ES"/>
@@ -1161,7 +1096,7 @@
         </w:rPr>
         <w:t xml:space="preserve">Si tu idioma no utiliza la forma pasiva de esta manera, puedes expresarlo en forma activa o de otra manera que sea natural en tu idioma. Si debes indicar quién realizó la acción, la cita es una paráfrasis de </w:t>
       </w:r>
-      <w:hyperlink r:id="rId19">
+      <w:hyperlink r:id="rId17">
         <w:r>
           <w:rPr>
             <w:lang w:val="es_ES" w:bidi="es_ES"/>
@@ -1179,7 +1114,7 @@
         </w:rPr>
         <w:t xml:space="preserve"> y </w:t>
       </w:r>
-      <w:hyperlink r:id="rId20">
+      <w:hyperlink r:id="rId18">
         <w:r>
           <w:rPr>
             <w:lang w:val="es_ES" w:bidi="es_ES"/>
@@ -1432,7 +1367,7 @@
         </w:rPr>
         <w:t xml:space="preserve"> son plurales y podrían referirse a: (1) cristianos no judíos, como en los versículos </w:t>
       </w:r>
-      <w:hyperlink r:id="rId21">
+      <w:hyperlink r:id="rId19">
         <w:r>
           <w:rPr>
             <w:lang w:val="es_ES" w:bidi="es_ES"/>
@@ -1548,7 +1483,7 @@
         </w:rPr>
         <w:t>Si tu idioma no utiliza la forma pasiva de esta manera, puedes expresarlo en forma activa o de otra manera que sea natural en tu idioma. Dado que Pablo se refiere a algo que Isaías escribió (</w:t>
       </w:r>
-      <w:hyperlink r:id="rId22">
+      <w:hyperlink r:id="rId20">
         <w:r>
           <w:rPr>
             <w:lang w:val="es_ES" w:bidi="es_ES"/>
@@ -1566,7 +1501,7 @@
         </w:rPr>
         <w:t xml:space="preserve"> y </w:t>
       </w:r>
-      <w:hyperlink r:id="rId23">
+      <w:hyperlink r:id="rId21">
         <w:r>
           <w:rPr>
             <w:lang w:val="es_ES" w:bidi="es_ES"/>

--- a/spa/docx/45.content.docx
+++ b/spa/docx/45.content.docx
@@ -141,13 +141,6 @@
         <w:rPr>
           <w:lang w:val="es_ES" w:bidi="es_ES"/>
         </w:rPr>
-      </w:r>
-      <w:r>
-        <w:rPr>
-          <w:i/>
-          <w:lang w:val="es_ES" w:bidi="es_ES"/>
-        </w:rPr>
-        <w:t>Romanos 8:6 (#8), Romanos 8:7 (#7), Romanos 8:15 (#9), Romanos 9:7 (#5), Romanos 9:25 (#1), Romanos 11:4 (#2), Romanos 11:6 (#1), Romanos 11:8 (#2), Romanos 11:12 (#2), Romanos 11:25 (#4), Romanos 14:11 (#3)</w:t>
       </w:r>
       <w:r>
         <w:rPr>

--- a/spa/docx/45.content.docx
+++ b/spa/docx/45.content.docx
@@ -146,19 +146,6 @@
         <w:rPr>
           <w:lang w:val="es_ES" w:bidi="es_ES"/>
         </w:rPr>
-      </w:r>
-    </w:p>
-    <w:p>
-      <w:pPr/>
-      <w:r>
-        <w:rPr>
-          <w:lang w:val="es_ES" w:bidi="es_ES"/>
-        </w:rPr>
-      </w:r>
-      <w:r>
-        <w:rPr>
-          <w:lang w:val="es_ES" w:bidi="es_ES"/>
-        </w:rPr>
         <w:t xml:space="preserve"> </w:t>
       </w:r>
       <w:r>
@@ -223,7 +210,7 @@
           <w:b/>
           <w:lang w:val="es_ES" w:bidi="es_ES"/>
         </w:rPr>
-        <w:t>ζωὴ καὶ εἰρήνη</w:t>
+        <w:t>"{es} vida y paz"</w:t>
       </w:r>
     </w:p>
     <w:p>
@@ -235,10 +222,35 @@
       </w:r>
       <w:r>
         <w:rPr>
+          <w:lang w:val="es_ES" w:bidi="es_ES"/>
+        </w:rPr>
+        <w:t xml:space="preserve">Aquí, </w:t>
+      </w:r>
+      <w:r>
+        <w:rPr>
           <w:b/>
           <w:lang w:val="es_ES" w:bidi="es_ES"/>
         </w:rPr>
-        <w:t>"{es} vida y paz"</w:t>
+        <w:t>es</w:t>
+      </w:r>
+      <w:r>
+        <w:rPr>
+          <w:lang w:val="es_ES" w:bidi="es_ES"/>
+        </w:rPr>
+        <w:t xml:space="preserve"> indica que lo que sigue es el resultado de </w:t>
+      </w:r>
+      <w:r>
+        <w:rPr>
+          <w:b/>
+          <w:lang w:val="es_ES" w:bidi="es_ES"/>
+        </w:rPr>
+        <w:t>la mentalidad de la carne</w:t>
+      </w:r>
+      <w:r>
+        <w:rPr>
+          <w:lang w:val="es_ES" w:bidi="es_ES"/>
+        </w:rPr>
+        <w:t>. Usa una forma natural en tu idioma para indicar resultado. Traducción alternativa: “resulta en vida y paz”</w:t>
       </w:r>
     </w:p>
     <w:p>
@@ -252,33 +264,102 @@
         <w:rPr>
           <w:lang w:val="es_ES" w:bidi="es_ES"/>
         </w:rPr>
-        <w:t xml:space="preserve">Aquí, </w:t>
+        <w:t xml:space="preserve">Ver: </w:t>
+      </w:r>
+      <w:r>
+        <w:rPr>
+          <w:lang w:val="es_ES" w:bidi="es_ES"/>
+        </w:rPr>
+        <w:t>Conectar — Relación de Causa y Efecto</w:t>
+      </w:r>
+      <w:r>
+        <w:rPr>
+          <w:lang w:val="es_ES" w:bidi="es_ES"/>
+        </w:rPr>
+      </w:r>
+      <w:r>
+        <w:rPr>
+          <w:lang w:val="es_ES" w:bidi="es_ES"/>
+        </w:rPr>
+      </w:r>
+    </w:p>
+    <w:p>
+      <w:pPr/>
+      <w:r>
+        <w:rPr>
+          <w:lang w:val="es_ES" w:bidi="es_ES"/>
+        </w:rPr>
+      </w:r>
+    </w:p>
+    <w:p>
+      <w:pPr>
+        <w:pStyle w:val="Heading2"/>
+      </w:pPr>
+      <w:r>
+        <w:rPr>
+          <w:lang w:val="es_ES" w:bidi="es_ES"/>
+        </w:rPr>
+        <w:t>Romanos 8:7 (#7)</w:t>
+      </w:r>
+      <w:r>
+        <w:rPr>
+          <w:lang w:val="es_ES" w:bidi="es_ES"/>
+        </w:rPr>
+      </w:r>
+    </w:p>
+    <w:p>
+      <w:pPr/>
+      <w:r>
+        <w:rPr>
+          <w:lang w:val="es_ES" w:bidi="es_ES"/>
+        </w:rPr>
       </w:r>
       <w:r>
         <w:rPr>
           <w:b/>
           <w:lang w:val="es_ES" w:bidi="es_ES"/>
         </w:rPr>
-        <w:t>es</w:t>
-      </w:r>
-      <w:r>
-        <w:rPr>
-          <w:lang w:val="es_ES" w:bidi="es_ES"/>
-        </w:rPr>
-        <w:t xml:space="preserve"> indica que lo que sigue es el resultado de </w:t>
+        <w:t>"no se sujeta a la ley de Dios"</w:t>
+      </w:r>
+    </w:p>
+    <w:p>
+      <w:pPr/>
+      <w:r>
+        <w:rPr>
+          <w:lang w:val="es_ES" w:bidi="es_ES"/>
+        </w:rPr>
+      </w:r>
+      <w:r>
+        <w:rPr>
+          <w:lang w:val="es_ES" w:bidi="es_ES"/>
+        </w:rPr>
+        <w:t xml:space="preserve">Aquí Pablo habla de </w:t>
       </w:r>
       <w:r>
         <w:rPr>
           <w:b/>
           <w:lang w:val="es_ES" w:bidi="es_ES"/>
         </w:rPr>
-        <w:t>la mentalidad de la carne</w:t>
-      </w:r>
-      <w:r>
-        <w:rPr>
-          <w:lang w:val="es_ES" w:bidi="es_ES"/>
-        </w:rPr>
-        <w:t>. Usa una forma natural en tu idioma para indicar resultado. Traducción alternativa: “resulta en vida y paz”</w:t>
+        <w:t>la ley de Dios</w:t>
+      </w:r>
+      <w:r>
+        <w:rPr>
+          <w:lang w:val="es_ES" w:bidi="es_ES"/>
+        </w:rPr>
+        <w:t xml:space="preserve"> como si fuera un rey o maestro a quien alguien pudiera </w:t>
+      </w:r>
+      <w:r>
+        <w:rPr>
+          <w:b/>
+          <w:lang w:val="es_ES" w:bidi="es_ES"/>
+        </w:rPr>
+        <w:t>someterse</w:t>
+      </w:r>
+      <w:r>
+        <w:rPr>
+          <w:lang w:val="es_ES" w:bidi="es_ES"/>
+        </w:rPr>
+        <w:t>. Pablo se refiere a alguien que no obedece las leyes de Dios. Si fuera útil en tu idioma, podrías expresar el significado de manera sencilla. Traducción alternativa: “no obedece la ley de Dios”</w:t>
       </w:r>
     </w:p>
     <w:p>
@@ -298,7 +379,7 @@
         <w:rPr>
           <w:lang w:val="es_ES" w:bidi="es_ES"/>
         </w:rPr>
-        <w:t>Conectar — Relación de Causa y Efecto</w:t>
+        <w:t>Personificación</w:t>
       </w:r>
       <w:r>
         <w:rPr>
@@ -327,7 +408,7 @@
         <w:rPr>
           <w:lang w:val="es_ES" w:bidi="es_ES"/>
         </w:rPr>
-        <w:t>Romanos 8:7 (#7)</w:t>
+        <w:t>Romanos 8:15 (#9)</w:t>
       </w:r>
       <w:r>
         <w:rPr>
@@ -347,7 +428,7 @@
           <w:b/>
           <w:lang w:val="es_ES" w:bidi="es_ES"/>
         </w:rPr>
-        <w:t>τῷ &amp; νόμῳ τοῦ Θεοῦ οὐχ ὑποτάσσεται</w:t>
+        <w:t>"Abba, Padre"</w:t>
       </w:r>
     </w:p>
     <w:p>
@@ -359,10 +440,45 @@
       </w:r>
       <w:r>
         <w:rPr>
+          <w:lang w:val="es_ES" w:bidi="es_ES"/>
+        </w:rPr>
+        <w:t xml:space="preserve">Aquí Pablo escribe los sonidos de esta palabra aramea judía </w:t>
+      </w:r>
+      <w:r>
+        <w:rPr>
           <w:b/>
           <w:lang w:val="es_ES" w:bidi="es_ES"/>
         </w:rPr>
-        <w:t>"no se sujeta a la ley de Dios"</w:t>
+        <w:t>Abba</w:t>
+      </w:r>
+      <w:r>
+        <w:rPr>
+          <w:lang w:val="es_ES" w:bidi="es_ES"/>
+        </w:rPr>
+        <w:t xml:space="preserve"> con letras griegas, que significa </w:t>
+      </w:r>
+      <w:r>
+        <w:rPr>
+          <w:b/>
+          <w:lang w:val="es_ES" w:bidi="es_ES"/>
+        </w:rPr>
+        <w:t>Padre</w:t>
+      </w:r>
+      <w:r>
+        <w:rPr>
+          <w:lang w:val="es_ES" w:bidi="es_ES"/>
+        </w:rPr>
+        <w:t>. Dado que Juan traduce el significado a continuación en el versículo, debes escribir esta palabra usando los sonidos más similares en tu idioma.</w:t>
+      </w:r>
+      <w:r>
+        <w:rPr>
+          <w:lang w:val="es_ES" w:bidi="es_ES"/>
+        </w:rPr>
+      </w:r>
+      <w:r>
+        <w:rPr>
+          <w:lang w:val="es_ES" w:bidi="es_ES"/>
+        </w:rPr>
       </w:r>
     </w:p>
     <w:p>
@@ -372,76 +488,6 @@
           <w:lang w:val="es_ES" w:bidi="es_ES"/>
         </w:rPr>
       </w:r>
-      <w:r>
-        <w:rPr>
-          <w:lang w:val="es_ES" w:bidi="es_ES"/>
-        </w:rPr>
-        <w:t xml:space="preserve">Aquí Pablo habla de </w:t>
-      </w:r>
-      <w:r>
-        <w:rPr>
-          <w:b/>
-          <w:lang w:val="es_ES" w:bidi="es_ES"/>
-        </w:rPr>
-        <w:t>la ley de Dios</w:t>
-      </w:r>
-      <w:r>
-        <w:rPr>
-          <w:lang w:val="es_ES" w:bidi="es_ES"/>
-        </w:rPr>
-        <w:t xml:space="preserve"> como si fuera un rey o maestro a quien alguien pudiera </w:t>
-      </w:r>
-      <w:r>
-        <w:rPr>
-          <w:b/>
-          <w:lang w:val="es_ES" w:bidi="es_ES"/>
-        </w:rPr>
-        <w:t>someterse</w:t>
-      </w:r>
-      <w:r>
-        <w:rPr>
-          <w:lang w:val="es_ES" w:bidi="es_ES"/>
-        </w:rPr>
-        <w:t>. Pablo se refiere a alguien que no obedece las leyes de Dios. Si fuera útil en tu idioma, podrías expresar el significado de manera sencilla. Traducción alternativa: “no obedece la ley de Dios”</w:t>
-      </w:r>
-    </w:p>
-    <w:p>
-      <w:pPr/>
-      <w:r>
-        <w:rPr>
-          <w:lang w:val="es_ES" w:bidi="es_ES"/>
-        </w:rPr>
-      </w:r>
-      <w:r>
-        <w:rPr>
-          <w:lang w:val="es_ES" w:bidi="es_ES"/>
-        </w:rPr>
-        <w:t xml:space="preserve">Ver: </w:t>
-      </w:r>
-      <w:r>
-        <w:rPr>
-          <w:lang w:val="es_ES" w:bidi="es_ES"/>
-        </w:rPr>
-        <w:t>Personificación</w:t>
-      </w:r>
-      <w:r>
-        <w:rPr>
-          <w:lang w:val="es_ES" w:bidi="es_ES"/>
-        </w:rPr>
-      </w:r>
-      <w:r>
-        <w:rPr>
-          <w:lang w:val="es_ES" w:bidi="es_ES"/>
-        </w:rPr>
-      </w:r>
-    </w:p>
-    <w:p>
-      <w:pPr/>
-      <w:r>
-        <w:rPr>
-          <w:lang w:val="es_ES" w:bidi="es_ES"/>
-        </w:rPr>
-      </w:r>
     </w:p>
     <w:p>
       <w:pPr>
@@ -451,131 +497,12 @@
         <w:rPr>
           <w:lang w:val="es_ES" w:bidi="es_ES"/>
         </w:rPr>
-        <w:t>Romanos 8:15 (#9)</w:t>
-      </w:r>
-      <w:r>
-        <w:rPr>
-          <w:lang w:val="es_ES" w:bidi="es_ES"/>
-        </w:rPr>
-      </w:r>
-    </w:p>
-    <w:p>
-      <w:pPr/>
-      <w:r>
-        <w:rPr>
-          <w:lang w:val="es_ES" w:bidi="es_ES"/>
-        </w:rPr>
-      </w:r>
-      <w:r>
-        <w:rPr>
-          <w:b/>
-          <w:lang w:val="es_ES" w:bidi="es_ES"/>
-        </w:rPr>
-        <w:t>Ἀββά, ὁ Πατήρ</w:t>
-      </w:r>
-    </w:p>
-    <w:p>
-      <w:pPr/>
-      <w:r>
-        <w:rPr>
-          <w:lang w:val="es_ES" w:bidi="es_ES"/>
-        </w:rPr>
-      </w:r>
-      <w:r>
-        <w:rPr>
-          <w:b/>
-          <w:lang w:val="es_ES" w:bidi="es_ES"/>
-        </w:rPr>
-        <w:t>"Abba, Padre"</w:t>
-      </w:r>
-    </w:p>
-    <w:p>
-      <w:pPr/>
-      <w:r>
-        <w:rPr>
-          <w:lang w:val="es_ES" w:bidi="es_ES"/>
-        </w:rPr>
-      </w:r>
-      <w:r>
-        <w:rPr>
-          <w:lang w:val="es_ES" w:bidi="es_ES"/>
-        </w:rPr>
-        <w:t xml:space="preserve">Aquí Pablo escribe los sonidos de esta palabra aramea judía </w:t>
-      </w:r>
-      <w:r>
-        <w:rPr>
-          <w:b/>
-          <w:lang w:val="es_ES" w:bidi="es_ES"/>
-        </w:rPr>
-        <w:t>Abba</w:t>
-      </w:r>
-      <w:r>
-        <w:rPr>
-          <w:lang w:val="es_ES" w:bidi="es_ES"/>
-        </w:rPr>
-        <w:t xml:space="preserve"> con letras griegas, que significa </w:t>
-      </w:r>
-      <w:r>
-        <w:rPr>
-          <w:b/>
-          <w:lang w:val="es_ES" w:bidi="es_ES"/>
-        </w:rPr>
-        <w:t>Padre</w:t>
-      </w:r>
-      <w:r>
-        <w:rPr>
-          <w:lang w:val="es_ES" w:bidi="es_ES"/>
-        </w:rPr>
-        <w:t>. Dado que Juan traduce el significado a continuación en el versículo, debes escribir esta palabra usando los sonidos más similares en tu idioma.</w:t>
-      </w:r>
-      <w:r>
-        <w:rPr>
-          <w:lang w:val="es_ES" w:bidi="es_ES"/>
-        </w:rPr>
-      </w:r>
-      <w:r>
-        <w:rPr>
-          <w:lang w:val="es_ES" w:bidi="es_ES"/>
-        </w:rPr>
-      </w:r>
-    </w:p>
-    <w:p>
-      <w:pPr/>
-      <w:r>
-        <w:rPr>
-          <w:lang w:val="es_ES" w:bidi="es_ES"/>
-        </w:rPr>
-      </w:r>
-    </w:p>
-    <w:p>
-      <w:pPr>
-        <w:pStyle w:val="Heading2"/>
-      </w:pPr>
-      <w:r>
-        <w:rPr>
-          <w:lang w:val="es_ES" w:bidi="es_ES"/>
-        </w:rPr>
         <w:t>Romanos 9:7 (#5)</w:t>
       </w:r>
       <w:r>
         <w:rPr>
           <w:lang w:val="es_ES" w:bidi="es_ES"/>
         </w:rPr>
-      </w:r>
-    </w:p>
-    <w:p>
-      <w:pPr/>
-      <w:r>
-        <w:rPr>
-          <w:lang w:val="es_ES" w:bidi="es_ES"/>
-        </w:rPr>
-      </w:r>
-      <w:r>
-        <w:rPr>
-          <w:b/>
-          <w:lang w:val="es_ES" w:bidi="es_ES"/>
-        </w:rPr>
-        <w:t>ἀλλ’</w:t>
       </w:r>
     </w:p>
     <w:p>
@@ -710,21 +637,6 @@
           <w:b/>
           <w:lang w:val="es_ES" w:bidi="es_ES"/>
         </w:rPr>
-        <w:t>ὡς καὶ ἐν τῷ Ὡσηὲ λέγει</w:t>
-      </w:r>
-    </w:p>
-    <w:p>
-      <w:pPr/>
-      <w:r>
-        <w:rPr>
-          <w:lang w:val="es_ES" w:bidi="es_ES"/>
-        </w:rPr>
-      </w:r>
-      <w:r>
-        <w:rPr>
-          <w:b/>
-          <w:lang w:val="es_ES" w:bidi="es_ES"/>
-        </w:rPr>
         <w:t>"Como dice también en Oseas"</w:t>
       </w:r>
     </w:p>
@@ -844,21 +756,6 @@
           <w:b/>
           <w:lang w:val="es_ES" w:bidi="es_ES"/>
         </w:rPr>
-        <w:t>τί λέγει αὐτῷ ὁ χρηματισμός</w:t>
-      </w:r>
-    </w:p>
-    <w:p>
-      <w:pPr/>
-      <w:r>
-        <w:rPr>
-          <w:lang w:val="es_ES" w:bidi="es_ES"/>
-        </w:rPr>
-      </w:r>
-      <w:r>
-        <w:rPr>
-          <w:b/>
-          <w:lang w:val="es_ES" w:bidi="es_ES"/>
-        </w:rPr>
         <w:t>"¿qué le dice la respuesta divina?"</w:t>
       </w:r>
     </w:p>
@@ -960,7 +857,7 @@
           <w:b/>
           <w:lang w:val="es_ES" w:bidi="es_ES"/>
         </w:rPr>
-        <w:t>εἰ</w:t>
+        <w:t>"si"</w:t>
       </w:r>
     </w:p>
     <w:p>
@@ -972,10 +869,9 @@
       </w:r>
       <w:r>
         <w:rPr>
-          <w:b/>
-          <w:lang w:val="es_ES" w:bidi="es_ES"/>
-        </w:rPr>
-        <w:t>"si"</w:t>
+          <w:lang w:val="es_ES" w:bidi="es_ES"/>
+        </w:rPr>
+        <w:t>Pablo está hablando como si esto fuera una posibilidad hipotética, pero quiere decir que en realidad es cierto. Si tu idioma no expresa algo como una condición cuando es seguro o verdadero, y si tus lectores podrían malinterpretar y pensar que lo que Juan está diciendo no es seguro, entonces puedes traducir sus palabras como una afirmación. Traducción alternativa: “ya que”</w:t>
       </w:r>
     </w:p>
     <w:p>
@@ -989,7 +885,23 @@
         <w:rPr>
           <w:lang w:val="es_ES" w:bidi="es_ES"/>
         </w:rPr>
-        <w:t>Pablo está hablando como si esto fuera una posibilidad hipotética, pero quiere decir que en realidad es cierto. Si tu idioma no expresa algo como una condición cuando es seguro o verdadero, y si tus lectores podrían malinterpretar y pensar que lo que Juan está diciendo no es seguro, entonces puedes traducir sus palabras como una afirmación. Traducción alternativa: “ya que”</w:t>
+        <w:t xml:space="preserve">Ver: </w:t>
+      </w:r>
+      <w:r>
+        <w:rPr>
+          <w:lang w:val="es_ES" w:bidi="es_ES"/>
+        </w:rPr>
+        <w:t>Conectar — Condiciones Factuales</w:t>
+      </w:r>
+      <w:r>
+        <w:rPr>
+          <w:lang w:val="es_ES" w:bidi="es_ES"/>
+        </w:rPr>
+      </w:r>
+      <w:r>
+        <w:rPr>
+          <w:lang w:val="es_ES" w:bidi="es_ES"/>
+        </w:rPr>
       </w:r>
     </w:p>
     <w:p>
@@ -999,36 +911,6 @@
           <w:lang w:val="es_ES" w:bidi="es_ES"/>
         </w:rPr>
       </w:r>
-      <w:r>
-        <w:rPr>
-          <w:lang w:val="es_ES" w:bidi="es_ES"/>
-        </w:rPr>
-        <w:t xml:space="preserve">Ver: </w:t>
-      </w:r>
-      <w:r>
-        <w:rPr>
-          <w:lang w:val="es_ES" w:bidi="es_ES"/>
-        </w:rPr>
-        <w:t>Conectar — Condiciones Factuales</w:t>
-      </w:r>
-      <w:r>
-        <w:rPr>
-          <w:lang w:val="es_ES" w:bidi="es_ES"/>
-        </w:rPr>
-      </w:r>
-      <w:r>
-        <w:rPr>
-          <w:lang w:val="es_ES" w:bidi="es_ES"/>
-        </w:rPr>
-      </w:r>
-    </w:p>
-    <w:p>
-      <w:pPr/>
-      <w:r>
-        <w:rPr>
-          <w:lang w:val="es_ES" w:bidi="es_ES"/>
-        </w:rPr>
-      </w:r>
     </w:p>
     <w:p>
       <w:pPr>
@@ -1044,21 +926,6 @@
         <w:rPr>
           <w:lang w:val="es_ES" w:bidi="es_ES"/>
         </w:rPr>
-      </w:r>
-    </w:p>
-    <w:p>
-      <w:pPr/>
-      <w:r>
-        <w:rPr>
-          <w:lang w:val="es_ES" w:bidi="es_ES"/>
-        </w:rPr>
-      </w:r>
-      <w:r>
-        <w:rPr>
-          <w:b/>
-          <w:lang w:val="es_ES" w:bidi="es_ES"/>
-        </w:rPr>
-        <w:t>καθὼς γέγραπται</w:t>
       </w:r>
     </w:p>
     <w:p>
@@ -1192,7 +1059,7 @@
           <w:b/>
           <w:lang w:val="es_ES" w:bidi="es_ES"/>
         </w:rPr>
-        <w:t>εἰ</w:t>
+        <w:t>"si"</w:t>
       </w:r>
     </w:p>
     <w:p>
@@ -1204,10 +1071,9 @@
       </w:r>
       <w:r>
         <w:rPr>
-          <w:b/>
-          <w:lang w:val="es_ES" w:bidi="es_ES"/>
-        </w:rPr>
-        <w:t>"si"</w:t>
+          <w:lang w:val="es_ES" w:bidi="es_ES"/>
+        </w:rPr>
+        <w:t>Paul está hablando como si esto fuera una posibilidad hipotética, pero quiere decir que en realidad es cierto. Si tu idioma no expresa algo como una condición si es seguro o verdadero, y si tus lectores podrían malinterpretar y pensar que lo que John está diciendo no es seguro, entonces puedes traducir sus palabras como una afirmación. Traducción alternativa: “ya que”</w:t>
       </w:r>
     </w:p>
     <w:p>
@@ -1221,7 +1087,23 @@
         <w:rPr>
           <w:lang w:val="es_ES" w:bidi="es_ES"/>
         </w:rPr>
-        <w:t>Paul está hablando como si esto fuera una posibilidad hipotética, pero quiere decir que en realidad es cierto. Si tu idioma no expresa algo como una condición si es seguro o verdadero, y si tus lectores podrían malinterpretar y pensar que lo que John está diciendo no es seguro, entonces puedes traducir sus palabras como una afirmación. Traducción alternativa: “ya que”</w:t>
+        <w:t xml:space="preserve">Ver: </w:t>
+      </w:r>
+      <w:r>
+        <w:rPr>
+          <w:lang w:val="es_ES" w:bidi="es_ES"/>
+        </w:rPr>
+        <w:t>Conectar — Condiciones Factuales</w:t>
+      </w:r>
+      <w:r>
+        <w:rPr>
+          <w:lang w:val="es_ES" w:bidi="es_ES"/>
+        </w:rPr>
+      </w:r>
+      <w:r>
+        <w:rPr>
+          <w:lang w:val="es_ES" w:bidi="es_ES"/>
+        </w:rPr>
       </w:r>
     </w:p>
     <w:p>
@@ -1231,36 +1113,6 @@
           <w:lang w:val="es_ES" w:bidi="es_ES"/>
         </w:rPr>
       </w:r>
-      <w:r>
-        <w:rPr>
-          <w:lang w:val="es_ES" w:bidi="es_ES"/>
-        </w:rPr>
-        <w:t xml:space="preserve">Ver: </w:t>
-      </w:r>
-      <w:r>
-        <w:rPr>
-          <w:lang w:val="es_ES" w:bidi="es_ES"/>
-        </w:rPr>
-        <w:t>Conectar — Condiciones Factuales</w:t>
-      </w:r>
-      <w:r>
-        <w:rPr>
-          <w:lang w:val="es_ES" w:bidi="es_ES"/>
-        </w:rPr>
-      </w:r>
-      <w:r>
-        <w:rPr>
-          <w:lang w:val="es_ES" w:bidi="es_ES"/>
-        </w:rPr>
-      </w:r>
-    </w:p>
-    <w:p>
-      <w:pPr/>
-      <w:r>
-        <w:rPr>
-          <w:lang w:val="es_ES" w:bidi="es_ES"/>
-        </w:rPr>
-      </w:r>
     </w:p>
     <w:p>
       <w:pPr>
@@ -1276,21 +1128,6 @@
         <w:rPr>
           <w:lang w:val="es_ES" w:bidi="es_ES"/>
         </w:rPr>
-      </w:r>
-    </w:p>
-    <w:p>
-      <w:pPr/>
-      <w:r>
-        <w:rPr>
-          <w:lang w:val="es_ES" w:bidi="es_ES"/>
-        </w:rPr>
-      </w:r>
-      <w:r>
-        <w:rPr>
-          <w:b/>
-          <w:lang w:val="es_ES" w:bidi="es_ES"/>
-        </w:rPr>
-        <w:t>ὑμᾶς &amp; μὴ ἦτε παρ’ ἑαυτοῖς φρόνιμοι</w:t>
       </w:r>
     </w:p>
     <w:p>
@@ -1431,21 +1268,6 @@
         <w:rPr>
           <w:lang w:val="es_ES" w:bidi="es_ES"/>
         </w:rPr>
-      </w:r>
-    </w:p>
-    <w:p>
-      <w:pPr/>
-      <w:r>
-        <w:rPr>
-          <w:lang w:val="es_ES" w:bidi="es_ES"/>
-        </w:rPr>
-      </w:r>
-      <w:r>
-        <w:rPr>
-          <w:b/>
-          <w:lang w:val="es_ES" w:bidi="es_ES"/>
-        </w:rPr>
-        <w:t>γέγραπται</w:t>
       </w:r>
     </w:p>
     <w:p>

--- a/spa/docx/45.content.docx
+++ b/spa/docx/45.content.docx
@@ -19,7 +19,7 @@
         <w:rPr>
           <w:lang w:val="es_ES" w:bidi="es_ES"/>
         </w:rPr>
-        <w:t>Resource: Notas de Traducción (unfoldingWord)</w:t>
+        <w:t>Resource: unfoldingWord® Translation Notes</w:t>
       </w:r>
       <w:r>
         <w:rPr>
@@ -90,7 +90,7 @@
         <w:rPr>
           <w:lang w:val="es_ES" w:bidi="es_ES"/>
         </w:rPr>
-        <w:t>Notas de Traducción (unfoldingWord)</w:t>
+        <w:t>unfoldingWord® Translation Notes</w:t>
       </w:r>
     </w:p>
     <w:p>

--- a/spa/docx/45.content.docx
+++ b/spa/docx/45.content.docx
@@ -210,6 +210,21 @@
           <w:b/>
           <w:lang w:val="es_ES" w:bidi="es_ES"/>
         </w:rPr>
+        <w:t>ζωὴ καὶ εἰρήνη</w:t>
+      </w:r>
+    </w:p>
+    <w:p>
+      <w:pPr/>
+      <w:r>
+        <w:rPr>
+          <w:lang w:val="es_ES" w:bidi="es_ES"/>
+        </w:rPr>
+      </w:r>
+      <w:r>
+        <w:rPr>
+          <w:b/>
+          <w:lang w:val="es_ES" w:bidi="es_ES"/>
+        </w:rPr>
         <w:t>"{es} vida y paz"</w:t>
       </w:r>
     </w:p>
@@ -319,6 +334,21 @@
           <w:b/>
           <w:lang w:val="es_ES" w:bidi="es_ES"/>
         </w:rPr>
+        <w:t>τῷ &amp; νόμῳ τοῦ Θεοῦ οὐχ ὑποτάσσεται</w:t>
+      </w:r>
+    </w:p>
+    <w:p>
+      <w:pPr/>
+      <w:r>
+        <w:rPr>
+          <w:lang w:val="es_ES" w:bidi="es_ES"/>
+        </w:rPr>
+      </w:r>
+      <w:r>
+        <w:rPr>
+          <w:b/>
+          <w:lang w:val="es_ES" w:bidi="es_ES"/>
+        </w:rPr>
         <w:t>"no se sujeta a la ley de Dios"</w:t>
       </w:r>
     </w:p>
@@ -428,6 +458,21 @@
           <w:b/>
           <w:lang w:val="es_ES" w:bidi="es_ES"/>
         </w:rPr>
+        <w:t>Ἀββά, ὁ Πατήρ</w:t>
+      </w:r>
+    </w:p>
+    <w:p>
+      <w:pPr/>
+      <w:r>
+        <w:rPr>
+          <w:lang w:val="es_ES" w:bidi="es_ES"/>
+        </w:rPr>
+      </w:r>
+      <w:r>
+        <w:rPr>
+          <w:b/>
+          <w:lang w:val="es_ES" w:bidi="es_ES"/>
+        </w:rPr>
         <w:t>"Abba, Padre"</w:t>
       </w:r>
     </w:p>
@@ -503,6 +548,21 @@
         <w:rPr>
           <w:lang w:val="es_ES" w:bidi="es_ES"/>
         </w:rPr>
+      </w:r>
+    </w:p>
+    <w:p>
+      <w:pPr/>
+      <w:r>
+        <w:rPr>
+          <w:lang w:val="es_ES" w:bidi="es_ES"/>
+        </w:rPr>
+      </w:r>
+      <w:r>
+        <w:rPr>
+          <w:b/>
+          <w:lang w:val="es_ES" w:bidi="es_ES"/>
+        </w:rPr>
+        <w:t>ἀλλ’</w:t>
       </w:r>
     </w:p>
     <w:p>
@@ -637,6 +697,21 @@
           <w:b/>
           <w:lang w:val="es_ES" w:bidi="es_ES"/>
         </w:rPr>
+        <w:t>ὡς καὶ ἐν τῷ Ὡσηὲ λέγει</w:t>
+      </w:r>
+    </w:p>
+    <w:p>
+      <w:pPr/>
+      <w:r>
+        <w:rPr>
+          <w:lang w:val="es_ES" w:bidi="es_ES"/>
+        </w:rPr>
+      </w:r>
+      <w:r>
+        <w:rPr>
+          <w:b/>
+          <w:lang w:val="es_ES" w:bidi="es_ES"/>
+        </w:rPr>
         <w:t>"Como dice también en Oseas"</w:t>
       </w:r>
     </w:p>
@@ -756,6 +831,21 @@
           <w:b/>
           <w:lang w:val="es_ES" w:bidi="es_ES"/>
         </w:rPr>
+        <w:t>τί λέγει αὐτῷ ὁ χρηματισμός</w:t>
+      </w:r>
+    </w:p>
+    <w:p>
+      <w:pPr/>
+      <w:r>
+        <w:rPr>
+          <w:lang w:val="es_ES" w:bidi="es_ES"/>
+        </w:rPr>
+      </w:r>
+      <w:r>
+        <w:rPr>
+          <w:b/>
+          <w:lang w:val="es_ES" w:bidi="es_ES"/>
+        </w:rPr>
         <w:t>"¿qué le dice la respuesta divina?"</w:t>
       </w:r>
     </w:p>
@@ -857,6 +947,21 @@
           <w:b/>
           <w:lang w:val="es_ES" w:bidi="es_ES"/>
         </w:rPr>
+        <w:t>εἰ</w:t>
+      </w:r>
+    </w:p>
+    <w:p>
+      <w:pPr/>
+      <w:r>
+        <w:rPr>
+          <w:lang w:val="es_ES" w:bidi="es_ES"/>
+        </w:rPr>
+      </w:r>
+      <w:r>
+        <w:rPr>
+          <w:b/>
+          <w:lang w:val="es_ES" w:bidi="es_ES"/>
+        </w:rPr>
         <w:t>"si"</w:t>
       </w:r>
     </w:p>
@@ -926,6 +1031,21 @@
         <w:rPr>
           <w:lang w:val="es_ES" w:bidi="es_ES"/>
         </w:rPr>
+      </w:r>
+    </w:p>
+    <w:p>
+      <w:pPr/>
+      <w:r>
+        <w:rPr>
+          <w:lang w:val="es_ES" w:bidi="es_ES"/>
+        </w:rPr>
+      </w:r>
+      <w:r>
+        <w:rPr>
+          <w:b/>
+          <w:lang w:val="es_ES" w:bidi="es_ES"/>
+        </w:rPr>
+        <w:t>καθὼς γέγραπται</w:t>
       </w:r>
     </w:p>
     <w:p>
@@ -1059,6 +1179,21 @@
           <w:b/>
           <w:lang w:val="es_ES" w:bidi="es_ES"/>
         </w:rPr>
+        <w:t>εἰ</w:t>
+      </w:r>
+    </w:p>
+    <w:p>
+      <w:pPr/>
+      <w:r>
+        <w:rPr>
+          <w:lang w:val="es_ES" w:bidi="es_ES"/>
+        </w:rPr>
+      </w:r>
+      <w:r>
+        <w:rPr>
+          <w:b/>
+          <w:lang w:val="es_ES" w:bidi="es_ES"/>
+        </w:rPr>
         <w:t>"si"</w:t>
       </w:r>
     </w:p>
@@ -1128,6 +1263,21 @@
         <w:rPr>
           <w:lang w:val="es_ES" w:bidi="es_ES"/>
         </w:rPr>
+      </w:r>
+    </w:p>
+    <w:p>
+      <w:pPr/>
+      <w:r>
+        <w:rPr>
+          <w:lang w:val="es_ES" w:bidi="es_ES"/>
+        </w:rPr>
+      </w:r>
+      <w:r>
+        <w:rPr>
+          <w:b/>
+          <w:lang w:val="es_ES" w:bidi="es_ES"/>
+        </w:rPr>
+        <w:t>ὑμᾶς &amp; μὴ ἦτε παρ’ ἑαυτοῖς φρόνιμοι</w:t>
       </w:r>
     </w:p>
     <w:p>
@@ -1268,6 +1418,21 @@
         <w:rPr>
           <w:lang w:val="es_ES" w:bidi="es_ES"/>
         </w:rPr>
+      </w:r>
+    </w:p>
+    <w:p>
+      <w:pPr/>
+      <w:r>
+        <w:rPr>
+          <w:lang w:val="es_ES" w:bidi="es_ES"/>
+        </w:rPr>
+      </w:r>
+      <w:r>
+        <w:rPr>
+          <w:b/>
+          <w:lang w:val="es_ES" w:bidi="es_ES"/>
+        </w:rPr>
+        <w:t>γέγραπται</w:t>
       </w:r>
     </w:p>
     <w:p>
